--- a/klagomål/A 35502-2024 FSC-klagomål.docx
+++ b/klagomål/A 35502-2024 FSC-klagomål.docx
@@ -662,7 +662,7 @@
     <w:r>
       <w:tab/>
       <w:tab/>
-      <w:t>2026-05-16</w:t>
+      <w:t>2026-05-17</w:t>
       <w:br/>
       <w:br/>
     </w:r>

--- a/klagomål/A 35502-2024 FSC-klagomål.docx
+++ b/klagomål/A 35502-2024 FSC-klagomål.docx
@@ -662,7 +662,7 @@
     <w:r>
       <w:tab/>
       <w:tab/>
-      <w:t>2026-05-17</w:t>
+      <w:t>2026-05-18</w:t>
       <w:br/>
       <w:br/>
     </w:r>

--- a/klagomål/A 35502-2024 FSC-klagomål.docx
+++ b/klagomål/A 35502-2024 FSC-klagomål.docx
@@ -662,7 +662,7 @@
     <w:r>
       <w:tab/>
       <w:tab/>
-      <w:t>2026-05-18</w:t>
+      <w:t>2026-05-19</w:t>
       <w:br/>
       <w:br/>
     </w:r>

--- a/klagomål/A 35502-2024 FSC-klagomål.docx
+++ b/klagomål/A 35502-2024 FSC-klagomål.docx
@@ -662,7 +662,7 @@
     <w:r>
       <w:tab/>
       <w:tab/>
-      <w:t>2026-06-15</w:t>
+      <w:t>2026-06-16</w:t>
       <w:br/>
       <w:br/>
     </w:r>

--- a/klagomål/A 35502-2024 FSC-klagomål.docx
+++ b/klagomål/A 35502-2024 FSC-klagomål.docx
@@ -662,7 +662,7 @@
     <w:r>
       <w:tab/>
       <w:tab/>
-      <w:t>2026-06-16</w:t>
+      <w:t>2026-06-17</w:t>
       <w:br/>
       <w:br/>
     </w:r>

--- a/klagomål/A 35502-2024 FSC-klagomål.docx
+++ b/klagomål/A 35502-2024 FSC-klagomål.docx
@@ -1,6 +1,6 @@
 
 <file path=word/document.xml><?xml version="1.0" encoding="utf-8"?>
-<w:document xmlns:wpc="http://schemas.microsoft.com/office/word/2010/wordprocessingCanvas" xmlns:cx="http://schemas.microsoft.com/office/drawing/2014/chartex" xmlns:cx1="http://schemas.microsoft.com/office/drawing/2015/9/8/chartex" xmlns:cx2="http://schemas.microsoft.com/office/drawing/2015/10/21/chartex" xmlns:cx3="http://schemas.microsoft.com/office/drawing/2016/5/9/chartex" xmlns:cx4="http://schemas.microsoft.com/office/drawing/2016/5/10/chartex" xmlns:cx5="http://schemas.microsoft.com/office/drawing/2016/5/11/chartex" xmlns:cx6="http://schemas.microsoft.com/office/drawing/2016/5/12/chartex" xmlns:cx7="http://schemas.microsoft.com/office/drawing/2016/5/13/chartex" xmlns:cx8="http://schemas.microsoft.com/office/drawing/2016/5/14/chartex" xmlns:mc="http://schemas.openxmlformats.org/markup-compatibility/2006" xmlns:aink="http://schemas.microsoft.com/office/drawing/2016/ink" xmlns:am3d="http://schemas.microsoft.com/office/drawing/2017/model3d" xmlns:o="urn:schemas-microsoft-com:office:office" xmlns:oel="http://schemas.microsoft.com/office/2019/extlst" xmlns:r="http://schemas.openxmlformats.org/officeDocument/2006/relationships" xmlns:m="http://schemas.openxmlformats.org/officeDocument/2006/math" xmlns:v="urn:schemas-microsoft-com:vml" xmlns:wp14="http://schemas.microsoft.com/office/word/2010/wordprocessingDrawing" xmlns:wp="http://schemas.openxmlformats.org/drawingml/2006/wordprocessingDrawing" xmlns:w10="urn:schemas-microsoft-com:office:word" xmlns:w="http://schemas.openxmlformats.org/wordprocessingml/2006/main" xmlns:w14="http://schemas.microsoft.com/office/word/2010/wordml" xmlns:w15="http://schemas.microsoft.com/office/word/2012/wordml" xmlns:w16cex="http://schemas.microsoft.com/office/word/2018/wordml/cex" xmlns:w16cid="http://schemas.microsoft.com/office/word/2016/wordml/cid" xmlns:w16="http://schemas.microsoft.com/office/word/2018/wordml" xmlns:w16sdtdh="http://schemas.microsoft.com/office/word/2020/wordml/sdtdatahash" xmlns:w16se="http://schemas.microsoft.com/office/word/2015/wordml/symex" xmlns:wpg="http://schemas.microsoft.com/office/word/2010/wordprocessingGroup" xmlns:wpi="http://schemas.microsoft.com/office/word/2010/wordprocessingInk" xmlns:wne="http://schemas.microsoft.com/office/word/2006/wordml" xmlns:wps="http://schemas.microsoft.com/office/word/2010/wordprocessingShape" mc:Ignorable="w14 w15 w16se w16cid w16 w16cex w16sdtdh wp14">
+<w:document xmlns:wpc="http://schemas.microsoft.com/office/word/2010/wordprocessingCanvas" xmlns:cx="http://schemas.microsoft.com/office/drawing/2014/chartex" xmlns:cx1="http://schemas.microsoft.com/office/drawing/2015/9/8/chartex" xmlns:cx2="http://schemas.microsoft.com/office/drawing/2015/10/21/chartex" xmlns:cx3="http://schemas.microsoft.com/office/drawing/2016/5/9/chartex" xmlns:cx4="http://schemas.microsoft.com/office/drawing/2016/5/10/chartex" xmlns:cx5="http://schemas.microsoft.com/office/drawing/2016/5/11/chartex" xmlns:cx6="http://schemas.microsoft.com/office/drawing/2016/5/12/chartex" xmlns:cx7="http://schemas.microsoft.com/office/drawing/2016/5/13/chartex" xmlns:cx8="http://schemas.microsoft.com/office/drawing/2016/5/14/chartex" xmlns:mc="http://schemas.openxmlformats.org/markup-compatibility/2006" xmlns:aink="http://schemas.microsoft.com/office/drawing/2016/ink" xmlns:am3d="http://schemas.microsoft.com/office/drawing/2017/model3d" xmlns:o="urn:schemas-microsoft-com:office:office" xmlns:oel="http://schemas.microsoft.com/office/2019/extlst" xmlns:r="http://schemas.openxmlformats.org/officeDocument/2006/relationships" xmlns:m="http://schemas.openxmlformats.org/officeDocument/2006/math" xmlns:v="urn:schemas-microsoft-com:vml" xmlns:wp14="http://schemas.microsoft.com/office/word/2010/wordprocessingDrawing" xmlns:wp="http://schemas.openxmlformats.org/drawingml/2006/wordprocessingDrawing" xmlns:w10="urn:schemas-microsoft-com:office:word" xmlns:w="http://schemas.openxmlformats.org/wordprocessingml/2006/main" xmlns:w14="http://schemas.microsoft.com/office/word/2010/wordml" xmlns:w15="http://schemas.microsoft.com/office/word/2012/wordml" xmlns:w16cex="http://schemas.microsoft.com/office/word/2018/wordml/cex" xmlns:w16cid="http://schemas.microsoft.com/office/word/2016/wordml/cid" xmlns:w16="http://schemas.microsoft.com/office/word/2018/wordml" xmlns:w16du="http://schemas.microsoft.com/office/word/2023/wordml/word16du" xmlns:w16sdtdh="http://schemas.microsoft.com/office/word/2020/wordml/sdtdatahash" xmlns:w16sdtfl="http://schemas.microsoft.com/office/word/2024/wordml/sdtformatlock" xmlns:w16se="http://schemas.microsoft.com/office/word/2015/wordml/symex" xmlns:wpg="http://schemas.microsoft.com/office/word/2010/wordprocessingGroup" xmlns:wpi="http://schemas.microsoft.com/office/word/2010/wordprocessingInk" xmlns:wne="http://schemas.microsoft.com/office/word/2006/wordml" xmlns:wps="http://schemas.microsoft.com/office/word/2010/wordprocessingShape" mc:Ignorable="w14 w15 w16se w16cid w16 w16cex w16sdtdh w16sdtfl w16du wp14">
   <w:body>
     <w:p>
       <w:r>
@@ -163,17 +163,17 @@
         <w:pStyle w:val="Title"/>
       </w:pPr>
       <w:r>
-        <w:t>Inledande FSC- /PEFC-klagomål – information om höga naturvärden i avverkningsanmälan A 35502-2024 i Sollefteå kommun</w:t>
+        <w:t>Inledande FSC- /PEFC-klagomål – information om höga naturvärden och fridlysta arter i avverkningsanmälan A 35502-2024 i Sollefteå kommun</w:t>
       </w:r>
     </w:p>
     <w:p>
       <w:r>
-        <w:t>Detta dokument behandlar höga naturvärden i avverkningsanmälan A 35502-2024 i Sollefteå kommun. Denna avverkningsanmälan inkom 2024-08-27 00:00:00 och omfattar 1,1 ha.</w:t>
+        <w:t>Detta dokument behandlar höga naturvärden i avverkningsanmälan A 35502-2024 i Sollefteå kommun som inkom 2024-08-27 och omfattar 1,1 ha.</w:t>
       </w:r>
     </w:p>
     <w:p>
       <w:r>
-        <w:t>Nedan presenteras fynd av naturvårdsarter som gjorts i det avverkningsanmälda området, samt relevanta utdrag ur standarderna för FSC, Chain of Custody, Controlled Wood och PEFC.</w:t>
+        <w:t>Nedan presenteras fynd av naturvårdsarter och fridlysta arter som gjorts i det avverkningsanmälda området, samt relevanta utdrag ur standarderna för FSC, Chain of Custody, Controlled Wood och PEFC.</w:t>
       </w:r>
     </w:p>
     <w:p>
@@ -191,12 +191,15 @@
     </w:p>
     <w:p>
       <w:r>
-        <w:t>I avverkningsanmälan har följande 1 naturvårdsarter hittats: skuggnål (VU). Av dessa är 1 rödlistade. För rödlistade arter har rödlistekategorin angivits inom parentes.</w:t>
+        <w:t>I och inom 25 meter från avverkningsanmälan har följande 16 naturvårdsarter hittats: gräddporing (VU, T), kilporing (VU), skuggnål (VU), nordlig nållav (NT), rosenticka (NT, T), björksplintborre (S), brun klibbskivling (S), jättesvampmal (S), kornig nållav (S, T), springkorn (S, T), svart trolldruva (S, T), thomsons trägnagare (S), vågbandad barkbock (S), blåsippa (T, §9), nordisk stormhatt (T) och ormbär (T). Av dessa är 5 rödlistade. För rödlistade arter har rödlistekategorin angivits inom parentes. Arter som är signalarter enligt Skogsstyrelsen har markerats med (S). Typiska arter inom Natura 2000 som är kopplade till skogsekosystem har markerats med (T). För fridlysta arter anges även paragrafen i Artskyddsförordningen som arten är fridlyst enligt.</w:t>
       </w:r>
     </w:p>
     <w:p>
       <w:r>
-        <w:t>De påträffade naturvårdsarterna är ett tydligt kvitto på att detta rör sig om en skog med höga naturvärden. I Figur 1 visas en karta över det avverkningsanmälda området, där samtliga fyndplatser för naturvårdsarter som finns registrerade på Artportalen har markerats.</w:t>
+        <w:t>De påträffade naturvårdsarterna är ett tydligt kvitto på att det rör sig om en skog med höga naturvärden.</w:t>
+      </w:r>
+      <w:r>
+        <w:t xml:space="preserve"> I Figur 1 visas fyndplatser för naturvårdsarter i området, som finns registrerade på Artportalen.</w:t>
       </w:r>
     </w:p>
     <w:p>
@@ -206,7 +209,7 @@
       <w:r>
         <w:drawing>
           <wp:inline xmlns:a="http://schemas.openxmlformats.org/drawingml/2006/main" xmlns:pic="http://schemas.openxmlformats.org/drawingml/2006/picture">
-            <wp:extent cx="5486400" cy="5442196"/>
+            <wp:extent cx="5486400" cy="5178535"/>
             <wp:docPr id="1" name="Picture 1"/>
             <wp:cNvGraphicFramePr>
               <a:graphicFrameLocks noChangeAspect="1"/>
@@ -227,7 +230,7 @@
                   <pic:spPr>
                     <a:xfrm>
                       <a:off x="0" y="0"/>
-                      <a:ext cx="5486400" cy="5442196"/>
+                      <a:ext cx="5486400" cy="5178535"/>
                     </a:xfrm>
                     <a:prstGeom prst="rect"/>
                   </pic:spPr>
@@ -241,9 +244,249 @@
     <w:p>
       <w:pPr>
         <w:pStyle w:val="Caption"/>
+        <w:spacing w:after="240"/>
       </w:pPr>
       <w:r>
-        <w:t>Figur 1. Fyndplatser för naturvårdsarter i det avverkningsanmälda området (röd linje). Markörer utan svart kant är placerade på fyndplatsen. Markörer med svart kant är placerade vid sidan av fyndplatsen och har ett svart streck som visar fyndplatsens exakta position. Kartans mittpunktskoordinat är N 7027801, E 599565 i SWEREF 99 TM.</w:t>
+        <w:t>Figur 1. Fyndplatser för naturvårdsarter i och inom 25 meter från avverkningsanmälan (röd linje). Markörer utan svart kant är placerade på fyndplatsen. Markörer med svart kant är placerade vid sidan av fyndplatsen och har ett svart streck som visar fyndplatsens exakta position. Kartans mittpunktskoordinat är N 7027801, E 599565 i SWEREF 99 TM.</w:t>
+      </w:r>
+    </w:p>
+    <w:p>
+      <w:pPr>
+        <w:pStyle w:val="Heading2"/>
+      </w:pPr>
+      <w:r>
+        <w:t>Fridlysta arter</w:t>
+      </w:r>
+    </w:p>
+    <w:p>
+      <w:r>
+        <w:t>Följande fridlysta arter har sina livsmiljöer och växtplatser i den avverkningsanmälda skogen: blåsippa (T, §9).</w:t>
+      </w:r>
+    </w:p>
+    <w:p>
+      <w:r>
+        <w:rPr>
+          <w:b/>
+        </w:rPr>
+        <w:t>Blåsippa (§9)</w:t>
+      </w:r>
+      <w:r>
+        <w:t xml:space="preserve"> är typisk art för </w:t>
+      </w:r>
+      <w:r>
+        <w:rPr>
+          <w:i/>
+        </w:rPr>
+        <w:t>9050 Näringsrik granskog, 9020 Nordlig ädellövskog</w:t>
+      </w:r>
+      <w:r>
+        <w:t xml:space="preserve"> och </w:t>
+      </w:r>
+      <w:r>
+        <w:rPr>
+          <w:i/>
+        </w:rPr>
+        <w:t>8240 Karsthällmarker</w:t>
+      </w:r>
+      <w:r>
+        <w:t xml:space="preserve"> (SLU Artdatabanken, 2025).</w:t>
+      </w:r>
+    </w:p>
+    <w:p>
+      <w:pPr>
+        <w:pStyle w:val="Heading2"/>
+      </w:pPr>
+      <w:r>
+        <w:t>Övriga naturvårdsarter</w:t>
+      </w:r>
+    </w:p>
+    <w:p>
+      <w:r>
+        <w:rPr>
+          <w:b/>
+        </w:rPr>
+        <w:t xml:space="preserve">Björksplintborre </w:t>
+      </w:r>
+      <w:r>
+        <w:t>är en skalbagge vars larvutveckling sker i bark på nyligen döda björkar, både stående träd och vindfällen. En prydlig rad med runda ventilationshål i barken ovanför modergången är synnerligen karaktäristiskt. Arten är knuten till lövrika blandskogar med en hög andel gamla träd, och starkt gynnad av naturliga störningar som torka, översvämningar, brand och stormfällningar. Talrika gnagspår kan tyda på biotoper med höga naturvärden, exempelvis för ovanliga hackspettar och andra, mer sällsynta vedinsekter. Larverna är omtyckt hackspettsföda (SLU Artdatabanken, 2025).</w:t>
+      </w:r>
+    </w:p>
+    <w:p>
+      <w:r>
+        <w:rPr>
+          <w:b/>
+        </w:rPr>
+        <w:t>Gräddporing (VU)</w:t>
+      </w:r>
+      <w:r>
+        <w:t xml:space="preserve"> växer nästan enbart i urskogsartad barrskog på gamla, kraftigt murkna, grova och mossbelupna tallågor i något fuktiga och skuggiga lägen. Arten är placerad högst upp i Skogsstyrelsens värdepyramid för bedömning av skog med höga naturvärden och indikerar gamla och relativt orörda tallnaturskogar med höga naturvärden där det under låg tid kontinuerligt funnits inslag av grova tallågor. För att på sikt hejda artens vikande trend behöver merparten av gräddporingens nu kända växtplatser undantas från skogsbruk. Gräddporing är typisk art för </w:t>
+      </w:r>
+      <w:r>
+        <w:rPr>
+          <w:i/>
+        </w:rPr>
+        <w:t>9010 Taiga</w:t>
+      </w:r>
+      <w:r>
+        <w:t xml:space="preserve"> (SLU Artdatabanken, 2024; Nitare &amp; Skogsstyrelsen, 2019).</w:t>
+      </w:r>
+    </w:p>
+    <w:p>
+      <w:r>
+        <w:rPr>
+          <w:b/>
+        </w:rPr>
+        <w:t>Jättesvampmal</w:t>
+      </w:r>
+      <w:r>
+        <w:t xml:space="preserve"> är en fjäril som flyger i juli i mer eller mindre orörd gammal löv- eller blandskog, särskilt sådan med björk och bok. Larven lever i fnöskticka m.fl. tickor och kläckhålen och resterna av larvgångar i äldre fruktkroppar är lätta att känna igen och inventera. Arten hotas av avverkning av gamla, svampangripna lövträd samt bortforsling av döda lövträd, vindfällen och lågor. Gamla lövträd och naturbestånd med lövskog - särskilt björk och bok - bör sparas så långt möjligt och död ved lämnas kvar i skogen (SLU Artdatabanken, 2025).</w:t>
+      </w:r>
+    </w:p>
+    <w:p>
+      <w:r>
+        <w:rPr>
+          <w:b/>
+        </w:rPr>
+        <w:t>Kilporing (VU)</w:t>
+      </w:r>
+      <w:r>
+        <w:t xml:space="preserve"> växer på barken av döda liggande grova stammar av tall och gran som är förrötade av tickor som violticka </w:t>
+      </w:r>
+      <w:r>
+        <w:rPr>
+          <w:i/>
+        </w:rPr>
+        <w:t>Trichaptum spp</w:t>
+      </w:r>
+      <w:r>
+        <w:t>. Avverkning av naturskogslika miljöer och av grova granar där svampen förekommer är ett direkt hot mot artens fortlevnad. Undanta gamla granskogar som hyser kilporing från skogsbruk och gynna arten genom att avsätta fler barrskogar till fri utveckling (SLU Artdatabanken, 2026).</w:t>
+      </w:r>
+    </w:p>
+    <w:p>
+      <w:r>
+        <w:rPr>
+          <w:b/>
+        </w:rPr>
+        <w:t xml:space="preserve">Kornig nållav </w:t>
+      </w:r>
+      <w:r>
+        <w:t xml:space="preserve">förekommer i skuggiga miljöer med hög luftfuktighet och påträffas främst i gamla skogar eller på gamla träd. Den signalerar höga naturvärden och på lokalerna finns ofta flera ovanliga och rödlistade arter. Kornig nållav är typisk art för </w:t>
+      </w:r>
+      <w:r>
+        <w:rPr>
+          <w:i/>
+        </w:rPr>
+        <w:t xml:space="preserve">9110 Näringsfattig bokskog </w:t>
+      </w:r>
+      <w:r>
+        <w:t>och</w:t>
+      </w:r>
+      <w:r>
+        <w:rPr>
+          <w:i/>
+        </w:rPr>
+        <w:t xml:space="preserve"> 9130 Näringsrik bokskog</w:t>
+      </w:r>
+      <w:r>
+        <w:t xml:space="preserve"> (SLU Artdatabanken, 2024; Nitare &amp; Skogsstyrelsen, 2019).</w:t>
+      </w:r>
+    </w:p>
+    <w:p>
+      <w:r>
+        <w:rPr>
+          <w:b/>
+        </w:rPr>
+        <w:t>Nordisk stormhatt</w:t>
+      </w:r>
+      <w:r>
+        <w:t xml:space="preserve"> är typisk art för </w:t>
+      </w:r>
+      <w:r>
+        <w:rPr>
+          <w:i/>
+        </w:rPr>
+        <w:t xml:space="preserve">9050 Näringsrik granskog, 9040 Fjällbjörkskog </w:t>
+      </w:r>
+      <w:r>
+        <w:t xml:space="preserve">och </w:t>
+      </w:r>
+      <w:r>
+        <w:rPr>
+          <w:i/>
+        </w:rPr>
+        <w:t>6430 Högörtängar</w:t>
+      </w:r>
+      <w:r>
+        <w:t>. Stormhattsrotvecklare (NT) samt stormhattshumla, som är rödlistad som nära hotad (NT) på den europeiska rödlistan, är knuten till nordisk stormhatt</w:t>
+      </w:r>
+      <w:r>
+        <w:rPr>
+          <w:i/>
+        </w:rPr>
+        <w:t xml:space="preserve"> </w:t>
+      </w:r>
+      <w:r>
+        <w:t>(SLU Artdatabanken, 2026; IUCN, 2025).</w:t>
+      </w:r>
+    </w:p>
+    <w:p>
+      <w:r>
+        <w:rPr>
+          <w:b/>
+        </w:rPr>
+        <w:t>Nordlig nållav (NT)</w:t>
+      </w:r>
+      <w:r>
+        <w:t xml:space="preserve"> signalerar alltid miljöer med höga naturvärden. På lokalerna förekommer nästan alltid andra rödlistade eller ovanliga arter knutna till gamla skogar. Alla skogsskötselåtgärder på eller i omedelbar närhet av lokalerna utgör ett hot. Några av lavens rikaste förekomster bör skyddas (SLU Artdatabanken, 2024; Nitare &amp; Skogsstyrelsen, 2019).</w:t>
+      </w:r>
+    </w:p>
+    <w:p>
+      <w:r>
+        <w:rPr>
+          <w:b/>
+        </w:rPr>
+        <w:t>Ormbär</w:t>
+      </w:r>
+      <w:r>
+        <w:t xml:space="preserve"> är typisk art för </w:t>
+      </w:r>
+      <w:r>
+        <w:rPr>
+          <w:i/>
+        </w:rPr>
+        <w:t xml:space="preserve">9050 Näringsrik granskog </w:t>
+      </w:r>
+      <w:r>
+        <w:t>(SLU Artdatabanken, 2025).</w:t>
+      </w:r>
+    </w:p>
+    <w:p>
+      <w:r>
+        <w:rPr>
+          <w:b/>
+        </w:rPr>
+        <w:t>Rosenticka (NT)</w:t>
+      </w:r>
+      <w:r>
+        <w:t xml:space="preserve">, rödlistad som nära hotad, ingår i en karaktäristisk association av vedsvampar som växer på gamla, grova granlågor i urskogsartade barrskogar. Den är placerad i toppen av Skogsstyrelsens värdepyramid för bedömning av skog med höga naturvärden och indikerar ett granskogsekosystem med långvarig kontinuitet av grova lågor. Artens beroende av grova granlågor innebär att alla skogsskötselåtgärder på eller i omedelbar närhet av lokalerna utgör ett hot på lång sikt. Det är angeläget att populationerna inte ytterligare glesas ut och ett tillräckligt antal områden där arten nu finns måste sparas för framtiden. Rosenticka är typisk art för </w:t>
+      </w:r>
+      <w:r>
+        <w:rPr>
+          <w:i/>
+        </w:rPr>
+        <w:t xml:space="preserve">9010 Taiga </w:t>
+      </w:r>
+      <w:r>
+        <w:t xml:space="preserve">och </w:t>
+      </w:r>
+      <w:r>
+        <w:rPr>
+          <w:i/>
+        </w:rPr>
+        <w:t>9050 Näringsrik granskog</w:t>
+      </w:r>
+      <w:r>
+        <w:t xml:space="preserve"> (Nitare &amp; Skogsstyrelsen, 2019; SLU Artdatabanken, 2024).</w:t>
       </w:r>
     </w:p>
     <w:p>
@@ -255,6 +498,93 @@
       </w:r>
       <w:r>
         <w:t>växer främst vid basen av gamla grova granar i gamla boreala barrskogar med hög bonitet och mycket hög luftfuktighet. Minskningstakten har uppgått till 30 (20–50) % under de senaste 50 åren och överstiger gränsvärdet för Sårbar (VU) enligt A-kriteriet. (A2bc+4bc). Vid skogliga inventeringar är skuggnål en art som måste eftersökas och dess växtplatser ska bedömas som nyckelbiotoper (SLU Artdatabanken, 2024).</w:t>
+      </w:r>
+    </w:p>
+    <w:p>
+      <w:r>
+        <w:rPr>
+          <w:b/>
+        </w:rPr>
+        <w:t xml:space="preserve">Springkorn </w:t>
+      </w:r>
+      <w:r>
+        <w:t>är en kärlväxt som blir upp till en meter hög och kan bilda stora bestånd,</w:t>
+      </w:r>
+      <w:r>
+        <w:rPr>
+          <w:b/>
+        </w:rPr>
+        <w:t xml:space="preserve"> </w:t>
+      </w:r>
+      <w:r>
+        <w:t xml:space="preserve">ofta i skuggiga, fuktiga och mullrika skogsmiljöer. Den är uttorkningskänslig och hotas främst av dräneringsåtgärder och kalavverkning samt eventuellt även av den införda växten blekbalsamin. Arten är på många håll skyddad i naturreservat med lundartad vegetation i raviner men de främsta förekomsterna på moränlera vid sjöstränder har ett sämre skydd. Springkorn är typisk art för </w:t>
+      </w:r>
+      <w:r>
+        <w:rPr>
+          <w:i/>
+        </w:rPr>
+        <w:t xml:space="preserve">9080 Lövsumpskog, 9750 Svämlövskog </w:t>
+      </w:r>
+      <w:r>
+        <w:t>och</w:t>
+      </w:r>
+      <w:r>
+        <w:rPr>
+          <w:i/>
+        </w:rPr>
+        <w:t xml:space="preserve"> 9760 Svämädellövskog</w:t>
+      </w:r>
+      <w:r>
+        <w:t xml:space="preserve"> samt värdväxt för de sällsynta och rödlistade fjärilsarterna gulryggig fältmätare (VU), nätådrig parkmätare (VU), springkornsrotvecklare (VU) och springkornsfältmätare (NT) (SLU Artdatabanken, 2024).</w:t>
+      </w:r>
+    </w:p>
+    <w:p>
+      <w:r>
+        <w:rPr>
+          <w:b/>
+        </w:rPr>
+        <w:t>Svart trolldruva</w:t>
+      </w:r>
+      <w:r>
+        <w:t xml:space="preserve"> är en kalkgynnad växt som förekommer på näringsrik frisk mulljord i såväl bördiga kalkbarrskogar som sydliga kalklövskogar och lundar. Arten är en bra signalart för skyddsvärda biotoper i såväl löv- som barrskogar och tål inte slutavverkning och markberedning. Trolldruva är värdväxt för ett antal sällsynta fjärilsarter som ställer höga krav på sina livsmiljöer, däribland trolldruvemätare (EN), skuggmalmätare (VU) och trolldruvelobmätare (VU). Svart trolldruva är typisk art för </w:t>
+      </w:r>
+      <w:r>
+        <w:rPr>
+          <w:i/>
+        </w:rPr>
+        <w:t>9050 Näringsrik granskog,</w:t>
+      </w:r>
+      <w:r>
+        <w:t xml:space="preserve"> </w:t>
+      </w:r>
+      <w:r>
+        <w:rPr>
+          <w:i/>
+        </w:rPr>
+        <w:t xml:space="preserve">9020 Nordlig ädellövskog, 9160 Näringsrik ekskog, 9180 Ädellövskog i branter </w:t>
+      </w:r>
+      <w:r>
+        <w:t>och</w:t>
+      </w:r>
+      <w:r>
+        <w:rPr>
+          <w:i/>
+        </w:rPr>
+        <w:t xml:space="preserve"> 1610 Åsöar i Östersjön</w:t>
+      </w:r>
+      <w:r>
+        <w:t xml:space="preserve"> (SLU Artdatabanken, 2024; Nitare &amp; Skogsstyrelsen, 2019).</w:t>
+      </w:r>
+    </w:p>
+    <w:p>
+      <w:r>
+        <w:rPr>
+          <w:b/>
+        </w:rPr>
+        <w:t xml:space="preserve">Vågbandad barkbock </w:t>
+      </w:r>
+      <w:r>
+        <w:t>är en långhorning vars larvutveckling sker under bark på nyligen döda stående barrträd, främst gran, mer undantagsvis på tall. Främst i stående träd, särskilt gamla, långsamvuxna granar med grov bark, även i grövre grenar, stubbar eller vindfällen. Arten är starkt knuten till naturskogsliknande granskogar, och gynnas av extrema torrsomrar som försvagar träden. Arten påverkas negativt av brist på kontinuitetsskog och en minskning av populationen pågår eller förväntas ske (SLU Artdatabanken, 2025).</w:t>
       </w:r>
     </w:p>
     <w:p>
@@ -347,7 +677,7 @@
         <w:rPr>
           <w:i/>
         </w:rPr>
-        <w:t>I det avverkningsanmälda skogsområdet har 1 naturvårdsarter varav 1 rödlistade arter sina livsmiljöer och växtplatser.</w:t>
+        <w:t>I det avverkningsanmälda skogsområdet har 16 naturvårdsarter varav 5 rödlistade arter sina livsmiljöer och växtplatser.</w:t>
       </w:r>
     </w:p>
     <w:p>
@@ -552,7 +882,7 @@
 </file>
 
 <file path=word/endnotes.xml><?xml version="1.0" encoding="utf-8"?>
-<w:endnotes xmlns:wpc="http://schemas.microsoft.com/office/word/2010/wordprocessingCanvas" xmlns:cx="http://schemas.microsoft.com/office/drawing/2014/chartex" xmlns:cx1="http://schemas.microsoft.com/office/drawing/2015/9/8/chartex" xmlns:cx2="http://schemas.microsoft.com/office/drawing/2015/10/21/chartex" xmlns:cx3="http://schemas.microsoft.com/office/drawing/2016/5/9/chartex" xmlns:cx4="http://schemas.microsoft.com/office/drawing/2016/5/10/chartex" xmlns:cx5="http://schemas.microsoft.com/office/drawing/2016/5/11/chartex" xmlns:cx6="http://schemas.microsoft.com/office/drawing/2016/5/12/chartex" xmlns:cx7="http://schemas.microsoft.com/office/drawing/2016/5/13/chartex" xmlns:cx8="http://schemas.microsoft.com/office/drawing/2016/5/14/chartex" xmlns:mc="http://schemas.openxmlformats.org/markup-compatibility/2006" xmlns:aink="http://schemas.microsoft.com/office/drawing/2016/ink" xmlns:am3d="http://schemas.microsoft.com/office/drawing/2017/model3d" xmlns:o="urn:schemas-microsoft-com:office:office" xmlns:oel="http://schemas.microsoft.com/office/2019/extlst" xmlns:r="http://schemas.openxmlformats.org/officeDocument/2006/relationships" xmlns:m="http://schemas.openxmlformats.org/officeDocument/2006/math" xmlns:v="urn:schemas-microsoft-com:vml" xmlns:wp14="http://schemas.microsoft.com/office/word/2010/wordprocessingDrawing" xmlns:wp="http://schemas.openxmlformats.org/drawingml/2006/wordprocessingDrawing" xmlns:w10="urn:schemas-microsoft-com:office:word" xmlns:w="http://schemas.openxmlformats.org/wordprocessingml/2006/main" xmlns:w14="http://schemas.microsoft.com/office/word/2010/wordml" xmlns:w15="http://schemas.microsoft.com/office/word/2012/wordml" xmlns:w16cex="http://schemas.microsoft.com/office/word/2018/wordml/cex" xmlns:w16cid="http://schemas.microsoft.com/office/word/2016/wordml/cid" xmlns:w16="http://schemas.microsoft.com/office/word/2018/wordml" xmlns:w16sdtdh="http://schemas.microsoft.com/office/word/2020/wordml/sdtdatahash" xmlns:w16se="http://schemas.microsoft.com/office/word/2015/wordml/symex" xmlns:wpg="http://schemas.microsoft.com/office/word/2010/wordprocessingGroup" xmlns:wpi="http://schemas.microsoft.com/office/word/2010/wordprocessingInk" xmlns:wne="http://schemas.microsoft.com/office/word/2006/wordml" xmlns:wps="http://schemas.microsoft.com/office/word/2010/wordprocessingShape" mc:Ignorable="w14 w15 w16se w16cid w16 w16cex w16sdtdh wp14">
+<w:endnotes xmlns:wpc="http://schemas.microsoft.com/office/word/2010/wordprocessingCanvas" xmlns:cx="http://schemas.microsoft.com/office/drawing/2014/chartex" xmlns:cx1="http://schemas.microsoft.com/office/drawing/2015/9/8/chartex" xmlns:cx2="http://schemas.microsoft.com/office/drawing/2015/10/21/chartex" xmlns:cx3="http://schemas.microsoft.com/office/drawing/2016/5/9/chartex" xmlns:cx4="http://schemas.microsoft.com/office/drawing/2016/5/10/chartex" xmlns:cx5="http://schemas.microsoft.com/office/drawing/2016/5/11/chartex" xmlns:cx6="http://schemas.microsoft.com/office/drawing/2016/5/12/chartex" xmlns:cx7="http://schemas.microsoft.com/office/drawing/2016/5/13/chartex" xmlns:cx8="http://schemas.microsoft.com/office/drawing/2016/5/14/chartex" xmlns:mc="http://schemas.openxmlformats.org/markup-compatibility/2006" xmlns:aink="http://schemas.microsoft.com/office/drawing/2016/ink" xmlns:am3d="http://schemas.microsoft.com/office/drawing/2017/model3d" xmlns:o="urn:schemas-microsoft-com:office:office" xmlns:oel="http://schemas.microsoft.com/office/2019/extlst" xmlns:r="http://schemas.openxmlformats.org/officeDocument/2006/relationships" xmlns:m="http://schemas.openxmlformats.org/officeDocument/2006/math" xmlns:v="urn:schemas-microsoft-com:vml" xmlns:wp14="http://schemas.microsoft.com/office/word/2010/wordprocessingDrawing" xmlns:wp="http://schemas.openxmlformats.org/drawingml/2006/wordprocessingDrawing" xmlns:w10="urn:schemas-microsoft-com:office:word" xmlns:w="http://schemas.openxmlformats.org/wordprocessingml/2006/main" xmlns:w14="http://schemas.microsoft.com/office/word/2010/wordml" xmlns:w15="http://schemas.microsoft.com/office/word/2012/wordml" xmlns:w16cex="http://schemas.microsoft.com/office/word/2018/wordml/cex" xmlns:w16cid="http://schemas.microsoft.com/office/word/2016/wordml/cid" xmlns:w16="http://schemas.microsoft.com/office/word/2018/wordml" xmlns:w16du="http://schemas.microsoft.com/office/word/2023/wordml/word16du" xmlns:w16sdtdh="http://schemas.microsoft.com/office/word/2020/wordml/sdtdatahash" xmlns:w16sdtfl="http://schemas.microsoft.com/office/word/2024/wordml/sdtformatlock" xmlns:w16se="http://schemas.microsoft.com/office/word/2015/wordml/symex" xmlns:wpg="http://schemas.microsoft.com/office/word/2010/wordprocessingGroup" xmlns:wpi="http://schemas.microsoft.com/office/word/2010/wordprocessingInk" xmlns:wne="http://schemas.microsoft.com/office/word/2006/wordml" xmlns:wps="http://schemas.microsoft.com/office/word/2010/wordprocessingShape" mc:Ignorable="w14 w15 w16se w16cid w16 w16cex w16sdtdh w16sdtfl w16du wp14">
   <w:endnote w:type="separator" w:id="-1">
     <w:p>
       <w:pPr>
@@ -577,7 +907,7 @@
 </file>
 
 <file path=word/footer1.xml><?xml version="1.0" encoding="utf-8"?>
-<w:ftr xmlns:wpc="http://schemas.microsoft.com/office/word/2010/wordprocessingCanvas" xmlns:cx="http://schemas.microsoft.com/office/drawing/2014/chartex" xmlns:cx1="http://schemas.microsoft.com/office/drawing/2015/9/8/chartex" xmlns:cx2="http://schemas.microsoft.com/office/drawing/2015/10/21/chartex" xmlns:cx3="http://schemas.microsoft.com/office/drawing/2016/5/9/chartex" xmlns:cx4="http://schemas.microsoft.com/office/drawing/2016/5/10/chartex" xmlns:cx5="http://schemas.microsoft.com/office/drawing/2016/5/11/chartex" xmlns:cx6="http://schemas.microsoft.com/office/drawing/2016/5/12/chartex" xmlns:cx7="http://schemas.microsoft.com/office/drawing/2016/5/13/chartex" xmlns:cx8="http://schemas.microsoft.com/office/drawing/2016/5/14/chartex" xmlns:mc="http://schemas.openxmlformats.org/markup-compatibility/2006" xmlns:aink="http://schemas.microsoft.com/office/drawing/2016/ink" xmlns:am3d="http://schemas.microsoft.com/office/drawing/2017/model3d" xmlns:o="urn:schemas-microsoft-com:office:office" xmlns:oel="http://schemas.microsoft.com/office/2019/extlst" xmlns:r="http://schemas.openxmlformats.org/officeDocument/2006/relationships" xmlns:m="http://schemas.openxmlformats.org/officeDocument/2006/math" xmlns:v="urn:schemas-microsoft-com:vml" xmlns:wp14="http://schemas.microsoft.com/office/word/2010/wordprocessingDrawing" xmlns:wp="http://schemas.openxmlformats.org/drawingml/2006/wordprocessingDrawing" xmlns:w10="urn:schemas-microsoft-com:office:word" xmlns:w="http://schemas.openxmlformats.org/wordprocessingml/2006/main" xmlns:w14="http://schemas.microsoft.com/office/word/2010/wordml" xmlns:w15="http://schemas.microsoft.com/office/word/2012/wordml" xmlns:w16cex="http://schemas.microsoft.com/office/word/2018/wordml/cex" xmlns:w16cid="http://schemas.microsoft.com/office/word/2016/wordml/cid" xmlns:w16="http://schemas.microsoft.com/office/word/2018/wordml" xmlns:w16sdtdh="http://schemas.microsoft.com/office/word/2020/wordml/sdtdatahash" xmlns:w16se="http://schemas.microsoft.com/office/word/2015/wordml/symex" xmlns:wpg="http://schemas.microsoft.com/office/word/2010/wordprocessingGroup" xmlns:wpi="http://schemas.microsoft.com/office/word/2010/wordprocessingInk" xmlns:wne="http://schemas.microsoft.com/office/word/2006/wordml" xmlns:wps="http://schemas.microsoft.com/office/word/2010/wordprocessingShape" mc:Ignorable="w14 w15 w16se w16cid w16 w16cex w16sdtdh wp14">
+<w:ftr xmlns:wpc="http://schemas.microsoft.com/office/word/2010/wordprocessingCanvas" xmlns:cx="http://schemas.microsoft.com/office/drawing/2014/chartex" xmlns:cx1="http://schemas.microsoft.com/office/drawing/2015/9/8/chartex" xmlns:cx2="http://schemas.microsoft.com/office/drawing/2015/10/21/chartex" xmlns:cx3="http://schemas.microsoft.com/office/drawing/2016/5/9/chartex" xmlns:cx4="http://schemas.microsoft.com/office/drawing/2016/5/10/chartex" xmlns:cx5="http://schemas.microsoft.com/office/drawing/2016/5/11/chartex" xmlns:cx6="http://schemas.microsoft.com/office/drawing/2016/5/12/chartex" xmlns:cx7="http://schemas.microsoft.com/office/drawing/2016/5/13/chartex" xmlns:cx8="http://schemas.microsoft.com/office/drawing/2016/5/14/chartex" xmlns:mc="http://schemas.openxmlformats.org/markup-compatibility/2006" xmlns:aink="http://schemas.microsoft.com/office/drawing/2016/ink" xmlns:am3d="http://schemas.microsoft.com/office/drawing/2017/model3d" xmlns:o="urn:schemas-microsoft-com:office:office" xmlns:oel="http://schemas.microsoft.com/office/2019/extlst" xmlns:r="http://schemas.openxmlformats.org/officeDocument/2006/relationships" xmlns:m="http://schemas.openxmlformats.org/officeDocument/2006/math" xmlns:v="urn:schemas-microsoft-com:vml" xmlns:wp14="http://schemas.microsoft.com/office/word/2010/wordprocessingDrawing" xmlns:wp="http://schemas.openxmlformats.org/drawingml/2006/wordprocessingDrawing" xmlns:w10="urn:schemas-microsoft-com:office:word" xmlns:w="http://schemas.openxmlformats.org/wordprocessingml/2006/main" xmlns:w14="http://schemas.microsoft.com/office/word/2010/wordml" xmlns:w15="http://schemas.microsoft.com/office/word/2012/wordml" xmlns:w16cex="http://schemas.microsoft.com/office/word/2018/wordml/cex" xmlns:w16cid="http://schemas.microsoft.com/office/word/2016/wordml/cid" xmlns:w16="http://schemas.microsoft.com/office/word/2018/wordml" xmlns:w16du="http://schemas.microsoft.com/office/word/2023/wordml/word16du" xmlns:w16sdtdh="http://schemas.microsoft.com/office/word/2020/wordml/sdtdatahash" xmlns:w16sdtfl="http://schemas.microsoft.com/office/word/2024/wordml/sdtformatlock" xmlns:w16se="http://schemas.microsoft.com/office/word/2015/wordml/symex" xmlns:wpg="http://schemas.microsoft.com/office/word/2010/wordprocessingGroup" xmlns:wpi="http://schemas.microsoft.com/office/word/2010/wordprocessingInk" xmlns:wne="http://schemas.microsoft.com/office/word/2006/wordml" xmlns:wps="http://schemas.microsoft.com/office/word/2010/wordprocessingShape" mc:Ignorable="w14 w15 w16se w16cid w16 w16cex w16sdtdh w16sdtfl w16du wp14">
   <w:p>
     <w:pPr>
       <w:pStyle w:val="Footer"/>
@@ -587,7 +917,7 @@
 </file>
 
 <file path=word/footer2.xml><?xml version="1.0" encoding="utf-8"?>
-<w:ftr xmlns:wpc="http://schemas.microsoft.com/office/word/2010/wordprocessingCanvas" xmlns:cx="http://schemas.microsoft.com/office/drawing/2014/chartex" xmlns:cx1="http://schemas.microsoft.com/office/drawing/2015/9/8/chartex" xmlns:cx2="http://schemas.microsoft.com/office/drawing/2015/10/21/chartex" xmlns:cx3="http://schemas.microsoft.com/office/drawing/2016/5/9/chartex" xmlns:cx4="http://schemas.microsoft.com/office/drawing/2016/5/10/chartex" xmlns:cx5="http://schemas.microsoft.com/office/drawing/2016/5/11/chartex" xmlns:cx6="http://schemas.microsoft.com/office/drawing/2016/5/12/chartex" xmlns:cx7="http://schemas.microsoft.com/office/drawing/2016/5/13/chartex" xmlns:cx8="http://schemas.microsoft.com/office/drawing/2016/5/14/chartex" xmlns:mc="http://schemas.openxmlformats.org/markup-compatibility/2006" xmlns:aink="http://schemas.microsoft.com/office/drawing/2016/ink" xmlns:am3d="http://schemas.microsoft.com/office/drawing/2017/model3d" xmlns:o="urn:schemas-microsoft-com:office:office" xmlns:oel="http://schemas.microsoft.com/office/2019/extlst" xmlns:r="http://schemas.openxmlformats.org/officeDocument/2006/relationships" xmlns:m="http://schemas.openxmlformats.org/officeDocument/2006/math" xmlns:v="urn:schemas-microsoft-com:vml" xmlns:wp14="http://schemas.microsoft.com/office/word/2010/wordprocessingDrawing" xmlns:wp="http://schemas.openxmlformats.org/drawingml/2006/wordprocessingDrawing" xmlns:w10="urn:schemas-microsoft-com:office:word" xmlns:w="http://schemas.openxmlformats.org/wordprocessingml/2006/main" xmlns:w14="http://schemas.microsoft.com/office/word/2010/wordml" xmlns:w15="http://schemas.microsoft.com/office/word/2012/wordml" xmlns:w16cex="http://schemas.microsoft.com/office/word/2018/wordml/cex" xmlns:w16cid="http://schemas.microsoft.com/office/word/2016/wordml/cid" xmlns:w16="http://schemas.microsoft.com/office/word/2018/wordml" xmlns:w16sdtdh="http://schemas.microsoft.com/office/word/2020/wordml/sdtdatahash" xmlns:w16se="http://schemas.microsoft.com/office/word/2015/wordml/symex" xmlns:wpg="http://schemas.microsoft.com/office/word/2010/wordprocessingGroup" xmlns:wpi="http://schemas.microsoft.com/office/word/2010/wordprocessingInk" xmlns:wne="http://schemas.microsoft.com/office/word/2006/wordml" xmlns:wps="http://schemas.microsoft.com/office/word/2010/wordprocessingShape" mc:Ignorable="w14 w15 w16se w16cid w16 w16cex w16sdtdh wp14">
+<w:ftr xmlns:wpc="http://schemas.microsoft.com/office/word/2010/wordprocessingCanvas" xmlns:cx="http://schemas.microsoft.com/office/drawing/2014/chartex" xmlns:cx1="http://schemas.microsoft.com/office/drawing/2015/9/8/chartex" xmlns:cx2="http://schemas.microsoft.com/office/drawing/2015/10/21/chartex" xmlns:cx3="http://schemas.microsoft.com/office/drawing/2016/5/9/chartex" xmlns:cx4="http://schemas.microsoft.com/office/drawing/2016/5/10/chartex" xmlns:cx5="http://schemas.microsoft.com/office/drawing/2016/5/11/chartex" xmlns:cx6="http://schemas.microsoft.com/office/drawing/2016/5/12/chartex" xmlns:cx7="http://schemas.microsoft.com/office/drawing/2016/5/13/chartex" xmlns:cx8="http://schemas.microsoft.com/office/drawing/2016/5/14/chartex" xmlns:mc="http://schemas.openxmlformats.org/markup-compatibility/2006" xmlns:aink="http://schemas.microsoft.com/office/drawing/2016/ink" xmlns:am3d="http://schemas.microsoft.com/office/drawing/2017/model3d" xmlns:o="urn:schemas-microsoft-com:office:office" xmlns:oel="http://schemas.microsoft.com/office/2019/extlst" xmlns:r="http://schemas.openxmlformats.org/officeDocument/2006/relationships" xmlns:m="http://schemas.openxmlformats.org/officeDocument/2006/math" xmlns:v="urn:schemas-microsoft-com:vml" xmlns:wp14="http://schemas.microsoft.com/office/word/2010/wordprocessingDrawing" xmlns:wp="http://schemas.openxmlformats.org/drawingml/2006/wordprocessingDrawing" xmlns:w10="urn:schemas-microsoft-com:office:word" xmlns:w="http://schemas.openxmlformats.org/wordprocessingml/2006/main" xmlns:w14="http://schemas.microsoft.com/office/word/2010/wordml" xmlns:w15="http://schemas.microsoft.com/office/word/2012/wordml" xmlns:w16cex="http://schemas.microsoft.com/office/word/2018/wordml/cex" xmlns:w16cid="http://schemas.microsoft.com/office/word/2016/wordml/cid" xmlns:w16="http://schemas.microsoft.com/office/word/2018/wordml" xmlns:w16du="http://schemas.microsoft.com/office/word/2023/wordml/word16du" xmlns:w16sdtdh="http://schemas.microsoft.com/office/word/2020/wordml/sdtdatahash" xmlns:w16sdtfl="http://schemas.microsoft.com/office/word/2024/wordml/sdtformatlock" xmlns:w16se="http://schemas.microsoft.com/office/word/2015/wordml/symex" xmlns:wpg="http://schemas.microsoft.com/office/word/2010/wordprocessingGroup" xmlns:wpi="http://schemas.microsoft.com/office/word/2010/wordprocessingInk" xmlns:wne="http://schemas.microsoft.com/office/word/2006/wordml" xmlns:wps="http://schemas.microsoft.com/office/word/2010/wordprocessingShape" mc:Ignorable="w14 w15 w16se w16cid w16 w16cex w16sdtdh w16sdtfl w16du wp14">
   <w:p>
     <w:pPr>
       <w:pStyle w:val="Footer"/>
@@ -597,7 +927,7 @@
 </file>
 
 <file path=word/footer3.xml><?xml version="1.0" encoding="utf-8"?>
-<w:ftr xmlns:wpc="http://schemas.microsoft.com/office/word/2010/wordprocessingCanvas" xmlns:cx="http://schemas.microsoft.com/office/drawing/2014/chartex" xmlns:cx1="http://schemas.microsoft.com/office/drawing/2015/9/8/chartex" xmlns:cx2="http://schemas.microsoft.com/office/drawing/2015/10/21/chartex" xmlns:cx3="http://schemas.microsoft.com/office/drawing/2016/5/9/chartex" xmlns:cx4="http://schemas.microsoft.com/office/drawing/2016/5/10/chartex" xmlns:cx5="http://schemas.microsoft.com/office/drawing/2016/5/11/chartex" xmlns:cx6="http://schemas.microsoft.com/office/drawing/2016/5/12/chartex" xmlns:cx7="http://schemas.microsoft.com/office/drawing/2016/5/13/chartex" xmlns:cx8="http://schemas.microsoft.com/office/drawing/2016/5/14/chartex" xmlns:mc="http://schemas.openxmlformats.org/markup-compatibility/2006" xmlns:aink="http://schemas.microsoft.com/office/drawing/2016/ink" xmlns:am3d="http://schemas.microsoft.com/office/drawing/2017/model3d" xmlns:o="urn:schemas-microsoft-com:office:office" xmlns:oel="http://schemas.microsoft.com/office/2019/extlst" xmlns:r="http://schemas.openxmlformats.org/officeDocument/2006/relationships" xmlns:m="http://schemas.openxmlformats.org/officeDocument/2006/math" xmlns:v="urn:schemas-microsoft-com:vml" xmlns:wp14="http://schemas.microsoft.com/office/word/2010/wordprocessingDrawing" xmlns:wp="http://schemas.openxmlformats.org/drawingml/2006/wordprocessingDrawing" xmlns:w10="urn:schemas-microsoft-com:office:word" xmlns:w="http://schemas.openxmlformats.org/wordprocessingml/2006/main" xmlns:w14="http://schemas.microsoft.com/office/word/2010/wordml" xmlns:w15="http://schemas.microsoft.com/office/word/2012/wordml" xmlns:w16cex="http://schemas.microsoft.com/office/word/2018/wordml/cex" xmlns:w16cid="http://schemas.microsoft.com/office/word/2016/wordml/cid" xmlns:w16="http://schemas.microsoft.com/office/word/2018/wordml" xmlns:w16sdtdh="http://schemas.microsoft.com/office/word/2020/wordml/sdtdatahash" xmlns:w16se="http://schemas.microsoft.com/office/word/2015/wordml/symex" xmlns:wpg="http://schemas.microsoft.com/office/word/2010/wordprocessingGroup" xmlns:wpi="http://schemas.microsoft.com/office/word/2010/wordprocessingInk" xmlns:wne="http://schemas.microsoft.com/office/word/2006/wordml" xmlns:wps="http://schemas.microsoft.com/office/word/2010/wordprocessingShape" mc:Ignorable="w14 w15 w16se w16cid w16 w16cex w16sdtdh wp14">
+<w:ftr xmlns:wpc="http://schemas.microsoft.com/office/word/2010/wordprocessingCanvas" xmlns:cx="http://schemas.microsoft.com/office/drawing/2014/chartex" xmlns:cx1="http://schemas.microsoft.com/office/drawing/2015/9/8/chartex" xmlns:cx2="http://schemas.microsoft.com/office/drawing/2015/10/21/chartex" xmlns:cx3="http://schemas.microsoft.com/office/drawing/2016/5/9/chartex" xmlns:cx4="http://schemas.microsoft.com/office/drawing/2016/5/10/chartex" xmlns:cx5="http://schemas.microsoft.com/office/drawing/2016/5/11/chartex" xmlns:cx6="http://schemas.microsoft.com/office/drawing/2016/5/12/chartex" xmlns:cx7="http://schemas.microsoft.com/office/drawing/2016/5/13/chartex" xmlns:cx8="http://schemas.microsoft.com/office/drawing/2016/5/14/chartex" xmlns:mc="http://schemas.openxmlformats.org/markup-compatibility/2006" xmlns:aink="http://schemas.microsoft.com/office/drawing/2016/ink" xmlns:am3d="http://schemas.microsoft.com/office/drawing/2017/model3d" xmlns:o="urn:schemas-microsoft-com:office:office" xmlns:oel="http://schemas.microsoft.com/office/2019/extlst" xmlns:r="http://schemas.openxmlformats.org/officeDocument/2006/relationships" xmlns:m="http://schemas.openxmlformats.org/officeDocument/2006/math" xmlns:v="urn:schemas-microsoft-com:vml" xmlns:wp14="http://schemas.microsoft.com/office/word/2010/wordprocessingDrawing" xmlns:wp="http://schemas.openxmlformats.org/drawingml/2006/wordprocessingDrawing" xmlns:w10="urn:schemas-microsoft-com:office:word" xmlns:w="http://schemas.openxmlformats.org/wordprocessingml/2006/main" xmlns:w14="http://schemas.microsoft.com/office/word/2010/wordml" xmlns:w15="http://schemas.microsoft.com/office/word/2012/wordml" xmlns:w16cex="http://schemas.microsoft.com/office/word/2018/wordml/cex" xmlns:w16cid="http://schemas.microsoft.com/office/word/2016/wordml/cid" xmlns:w16="http://schemas.microsoft.com/office/word/2018/wordml" xmlns:w16du="http://schemas.microsoft.com/office/word/2023/wordml/word16du" xmlns:w16sdtdh="http://schemas.microsoft.com/office/word/2020/wordml/sdtdatahash" xmlns:w16sdtfl="http://schemas.microsoft.com/office/word/2024/wordml/sdtformatlock" xmlns:w16se="http://schemas.microsoft.com/office/word/2015/wordml/symex" xmlns:wpg="http://schemas.microsoft.com/office/word/2010/wordprocessingGroup" xmlns:wpi="http://schemas.microsoft.com/office/word/2010/wordprocessingInk" xmlns:wne="http://schemas.microsoft.com/office/word/2006/wordml" xmlns:wps="http://schemas.microsoft.com/office/word/2010/wordprocessingShape" mc:Ignorable="w14 w15 w16se w16cid w16 w16cex w16sdtdh w16sdtfl w16du wp14">
   <w:p>
     <w:pPr>
       <w:pStyle w:val="Footer"/>
@@ -607,7 +937,7 @@
 </file>
 
 <file path=word/footnotes.xml><?xml version="1.0" encoding="utf-8"?>
-<w:footnotes xmlns:wpc="http://schemas.microsoft.com/office/word/2010/wordprocessingCanvas" xmlns:cx="http://schemas.microsoft.com/office/drawing/2014/chartex" xmlns:cx1="http://schemas.microsoft.com/office/drawing/2015/9/8/chartex" xmlns:cx2="http://schemas.microsoft.com/office/drawing/2015/10/21/chartex" xmlns:cx3="http://schemas.microsoft.com/office/drawing/2016/5/9/chartex" xmlns:cx4="http://schemas.microsoft.com/office/drawing/2016/5/10/chartex" xmlns:cx5="http://schemas.microsoft.com/office/drawing/2016/5/11/chartex" xmlns:cx6="http://schemas.microsoft.com/office/drawing/2016/5/12/chartex" xmlns:cx7="http://schemas.microsoft.com/office/drawing/2016/5/13/chartex" xmlns:cx8="http://schemas.microsoft.com/office/drawing/2016/5/14/chartex" xmlns:mc="http://schemas.openxmlformats.org/markup-compatibility/2006" xmlns:aink="http://schemas.microsoft.com/office/drawing/2016/ink" xmlns:am3d="http://schemas.microsoft.com/office/drawing/2017/model3d" xmlns:o="urn:schemas-microsoft-com:office:office" xmlns:oel="http://schemas.microsoft.com/office/2019/extlst" xmlns:r="http://schemas.openxmlformats.org/officeDocument/2006/relationships" xmlns:m="http://schemas.openxmlformats.org/officeDocument/2006/math" xmlns:v="urn:schemas-microsoft-com:vml" xmlns:wp14="http://schemas.microsoft.com/office/word/2010/wordprocessingDrawing" xmlns:wp="http://schemas.openxmlformats.org/drawingml/2006/wordprocessingDrawing" xmlns:w10="urn:schemas-microsoft-com:office:word" xmlns:w="http://schemas.openxmlformats.org/wordprocessingml/2006/main" xmlns:w14="http://schemas.microsoft.com/office/word/2010/wordml" xmlns:w15="http://schemas.microsoft.com/office/word/2012/wordml" xmlns:w16cex="http://schemas.microsoft.com/office/word/2018/wordml/cex" xmlns:w16cid="http://schemas.microsoft.com/office/word/2016/wordml/cid" xmlns:w16="http://schemas.microsoft.com/office/word/2018/wordml" xmlns:w16sdtdh="http://schemas.microsoft.com/office/word/2020/wordml/sdtdatahash" xmlns:w16se="http://schemas.microsoft.com/office/word/2015/wordml/symex" xmlns:wpg="http://schemas.microsoft.com/office/word/2010/wordprocessingGroup" xmlns:wpi="http://schemas.microsoft.com/office/word/2010/wordprocessingInk" xmlns:wne="http://schemas.microsoft.com/office/word/2006/wordml" xmlns:wps="http://schemas.microsoft.com/office/word/2010/wordprocessingShape" mc:Ignorable="w14 w15 w16se w16cid w16 w16cex w16sdtdh wp14">
+<w:footnotes xmlns:wpc="http://schemas.microsoft.com/office/word/2010/wordprocessingCanvas" xmlns:cx="http://schemas.microsoft.com/office/drawing/2014/chartex" xmlns:cx1="http://schemas.microsoft.com/office/drawing/2015/9/8/chartex" xmlns:cx2="http://schemas.microsoft.com/office/drawing/2015/10/21/chartex" xmlns:cx3="http://schemas.microsoft.com/office/drawing/2016/5/9/chartex" xmlns:cx4="http://schemas.microsoft.com/office/drawing/2016/5/10/chartex" xmlns:cx5="http://schemas.microsoft.com/office/drawing/2016/5/11/chartex" xmlns:cx6="http://schemas.microsoft.com/office/drawing/2016/5/12/chartex" xmlns:cx7="http://schemas.microsoft.com/office/drawing/2016/5/13/chartex" xmlns:cx8="http://schemas.microsoft.com/office/drawing/2016/5/14/chartex" xmlns:mc="http://schemas.openxmlformats.org/markup-compatibility/2006" xmlns:aink="http://schemas.microsoft.com/office/drawing/2016/ink" xmlns:am3d="http://schemas.microsoft.com/office/drawing/2017/model3d" xmlns:o="urn:schemas-microsoft-com:office:office" xmlns:oel="http://schemas.microsoft.com/office/2019/extlst" xmlns:r="http://schemas.openxmlformats.org/officeDocument/2006/relationships" xmlns:m="http://schemas.openxmlformats.org/officeDocument/2006/math" xmlns:v="urn:schemas-microsoft-com:vml" xmlns:wp14="http://schemas.microsoft.com/office/word/2010/wordprocessingDrawing" xmlns:wp="http://schemas.openxmlformats.org/drawingml/2006/wordprocessingDrawing" xmlns:w10="urn:schemas-microsoft-com:office:word" xmlns:w="http://schemas.openxmlformats.org/wordprocessingml/2006/main" xmlns:w14="http://schemas.microsoft.com/office/word/2010/wordml" xmlns:w15="http://schemas.microsoft.com/office/word/2012/wordml" xmlns:w16cex="http://schemas.microsoft.com/office/word/2018/wordml/cex" xmlns:w16cid="http://schemas.microsoft.com/office/word/2016/wordml/cid" xmlns:w16="http://schemas.microsoft.com/office/word/2018/wordml" xmlns:w16du="http://schemas.microsoft.com/office/word/2023/wordml/word16du" xmlns:w16sdtdh="http://schemas.microsoft.com/office/word/2020/wordml/sdtdatahash" xmlns:w16sdtfl="http://schemas.microsoft.com/office/word/2024/wordml/sdtformatlock" xmlns:w16se="http://schemas.microsoft.com/office/word/2015/wordml/symex" xmlns:wpg="http://schemas.microsoft.com/office/word/2010/wordprocessingGroup" xmlns:wpi="http://schemas.microsoft.com/office/word/2010/wordprocessingInk" xmlns:wne="http://schemas.microsoft.com/office/word/2006/wordml" xmlns:wps="http://schemas.microsoft.com/office/word/2010/wordprocessingShape" mc:Ignorable="w14 w15 w16se w16cid w16 w16cex w16sdtdh w16sdtfl w16du wp14">
   <w:footnote w:type="separator" w:id="-1">
     <w:p>
       <w:pPr>
@@ -632,7 +962,7 @@
 </file>
 
 <file path=word/header1.xml><?xml version="1.0" encoding="utf-8"?>
-<w:hdr xmlns:wpc="http://schemas.microsoft.com/office/word/2010/wordprocessingCanvas" xmlns:cx="http://schemas.microsoft.com/office/drawing/2014/chartex" xmlns:cx1="http://schemas.microsoft.com/office/drawing/2015/9/8/chartex" xmlns:cx2="http://schemas.microsoft.com/office/drawing/2015/10/21/chartex" xmlns:cx3="http://schemas.microsoft.com/office/drawing/2016/5/9/chartex" xmlns:cx4="http://schemas.microsoft.com/office/drawing/2016/5/10/chartex" xmlns:cx5="http://schemas.microsoft.com/office/drawing/2016/5/11/chartex" xmlns:cx6="http://schemas.microsoft.com/office/drawing/2016/5/12/chartex" xmlns:cx7="http://schemas.microsoft.com/office/drawing/2016/5/13/chartex" xmlns:cx8="http://schemas.microsoft.com/office/drawing/2016/5/14/chartex" xmlns:mc="http://schemas.openxmlformats.org/markup-compatibility/2006" xmlns:aink="http://schemas.microsoft.com/office/drawing/2016/ink" xmlns:am3d="http://schemas.microsoft.com/office/drawing/2017/model3d" xmlns:o="urn:schemas-microsoft-com:office:office" xmlns:oel="http://schemas.microsoft.com/office/2019/extlst" xmlns:r="http://schemas.openxmlformats.org/officeDocument/2006/relationships" xmlns:m="http://schemas.openxmlformats.org/officeDocument/2006/math" xmlns:v="urn:schemas-microsoft-com:vml" xmlns:wp14="http://schemas.microsoft.com/office/word/2010/wordprocessingDrawing" xmlns:wp="http://schemas.openxmlformats.org/drawingml/2006/wordprocessingDrawing" xmlns:w10="urn:schemas-microsoft-com:office:word" xmlns:w="http://schemas.openxmlformats.org/wordprocessingml/2006/main" xmlns:w14="http://schemas.microsoft.com/office/word/2010/wordml" xmlns:w15="http://schemas.microsoft.com/office/word/2012/wordml" xmlns:w16cex="http://schemas.microsoft.com/office/word/2018/wordml/cex" xmlns:w16cid="http://schemas.microsoft.com/office/word/2016/wordml/cid" xmlns:w16="http://schemas.microsoft.com/office/word/2018/wordml" xmlns:w16sdtdh="http://schemas.microsoft.com/office/word/2020/wordml/sdtdatahash" xmlns:w16se="http://schemas.microsoft.com/office/word/2015/wordml/symex" xmlns:wpg="http://schemas.microsoft.com/office/word/2010/wordprocessingGroup" xmlns:wpi="http://schemas.microsoft.com/office/word/2010/wordprocessingInk" xmlns:wne="http://schemas.microsoft.com/office/word/2006/wordml" xmlns:wps="http://schemas.microsoft.com/office/word/2010/wordprocessingShape" mc:Ignorable="w14 w15 w16se w16cid w16 w16cex w16sdtdh wp14">
+<w:hdr xmlns:wpc="http://schemas.microsoft.com/office/word/2010/wordprocessingCanvas" xmlns:cx="http://schemas.microsoft.com/office/drawing/2014/chartex" xmlns:cx1="http://schemas.microsoft.com/office/drawing/2015/9/8/chartex" xmlns:cx2="http://schemas.microsoft.com/office/drawing/2015/10/21/chartex" xmlns:cx3="http://schemas.microsoft.com/office/drawing/2016/5/9/chartex" xmlns:cx4="http://schemas.microsoft.com/office/drawing/2016/5/10/chartex" xmlns:cx5="http://schemas.microsoft.com/office/drawing/2016/5/11/chartex" xmlns:cx6="http://schemas.microsoft.com/office/drawing/2016/5/12/chartex" xmlns:cx7="http://schemas.microsoft.com/office/drawing/2016/5/13/chartex" xmlns:cx8="http://schemas.microsoft.com/office/drawing/2016/5/14/chartex" xmlns:mc="http://schemas.openxmlformats.org/markup-compatibility/2006" xmlns:aink="http://schemas.microsoft.com/office/drawing/2016/ink" xmlns:am3d="http://schemas.microsoft.com/office/drawing/2017/model3d" xmlns:o="urn:schemas-microsoft-com:office:office" xmlns:oel="http://schemas.microsoft.com/office/2019/extlst" xmlns:r="http://schemas.openxmlformats.org/officeDocument/2006/relationships" xmlns:m="http://schemas.openxmlformats.org/officeDocument/2006/math" xmlns:v="urn:schemas-microsoft-com:vml" xmlns:wp14="http://schemas.microsoft.com/office/word/2010/wordprocessingDrawing" xmlns:wp="http://schemas.openxmlformats.org/drawingml/2006/wordprocessingDrawing" xmlns:w10="urn:schemas-microsoft-com:office:word" xmlns:w="http://schemas.openxmlformats.org/wordprocessingml/2006/main" xmlns:w14="http://schemas.microsoft.com/office/word/2010/wordml" xmlns:w15="http://schemas.microsoft.com/office/word/2012/wordml" xmlns:w16cex="http://schemas.microsoft.com/office/word/2018/wordml/cex" xmlns:w16cid="http://schemas.microsoft.com/office/word/2016/wordml/cid" xmlns:w16="http://schemas.microsoft.com/office/word/2018/wordml" xmlns:w16du="http://schemas.microsoft.com/office/word/2023/wordml/word16du" xmlns:w16sdtdh="http://schemas.microsoft.com/office/word/2020/wordml/sdtdatahash" xmlns:w16sdtfl="http://schemas.microsoft.com/office/word/2024/wordml/sdtformatlock" xmlns:w16se="http://schemas.microsoft.com/office/word/2015/wordml/symex" xmlns:wpg="http://schemas.microsoft.com/office/word/2010/wordprocessingGroup" xmlns:wpi="http://schemas.microsoft.com/office/word/2010/wordprocessingInk" xmlns:wne="http://schemas.microsoft.com/office/word/2006/wordml" xmlns:wps="http://schemas.microsoft.com/office/word/2010/wordprocessingShape" mc:Ignorable="w14 w15 w16se w16cid w16 w16cex w16sdtdh w16sdtfl w16du wp14">
   <w:p>
     <w:pPr>
       <w:pStyle w:val="Header"/>
@@ -642,7 +972,7 @@
 </file>
 
 <file path=word/header2.xml><?xml version="1.0" encoding="utf-8"?>
-<w:hdr xmlns:wpc="http://schemas.microsoft.com/office/word/2010/wordprocessingCanvas" xmlns:cx="http://schemas.microsoft.com/office/drawing/2014/chartex" xmlns:cx1="http://schemas.microsoft.com/office/drawing/2015/9/8/chartex" xmlns:cx2="http://schemas.microsoft.com/office/drawing/2015/10/21/chartex" xmlns:cx3="http://schemas.microsoft.com/office/drawing/2016/5/9/chartex" xmlns:cx4="http://schemas.microsoft.com/office/drawing/2016/5/10/chartex" xmlns:cx5="http://schemas.microsoft.com/office/drawing/2016/5/11/chartex" xmlns:cx6="http://schemas.microsoft.com/office/drawing/2016/5/12/chartex" xmlns:cx7="http://schemas.microsoft.com/office/drawing/2016/5/13/chartex" xmlns:cx8="http://schemas.microsoft.com/office/drawing/2016/5/14/chartex" xmlns:mc="http://schemas.openxmlformats.org/markup-compatibility/2006" xmlns:aink="http://schemas.microsoft.com/office/drawing/2016/ink" xmlns:am3d="http://schemas.microsoft.com/office/drawing/2017/model3d" xmlns:o="urn:schemas-microsoft-com:office:office" xmlns:oel="http://schemas.microsoft.com/office/2019/extlst" xmlns:r="http://schemas.openxmlformats.org/officeDocument/2006/relationships" xmlns:m="http://schemas.openxmlformats.org/officeDocument/2006/math" xmlns:v="urn:schemas-microsoft-com:vml" xmlns:wp14="http://schemas.microsoft.com/office/word/2010/wordprocessingDrawing" xmlns:wp="http://schemas.openxmlformats.org/drawingml/2006/wordprocessingDrawing" xmlns:w10="urn:schemas-microsoft-com:office:word" xmlns:w="http://schemas.openxmlformats.org/wordprocessingml/2006/main" xmlns:w14="http://schemas.microsoft.com/office/word/2010/wordml" xmlns:w15="http://schemas.microsoft.com/office/word/2012/wordml" xmlns:w16cex="http://schemas.microsoft.com/office/word/2018/wordml/cex" xmlns:w16cid="http://schemas.microsoft.com/office/word/2016/wordml/cid" xmlns:w16="http://schemas.microsoft.com/office/word/2018/wordml" xmlns:w16sdtdh="http://schemas.microsoft.com/office/word/2020/wordml/sdtdatahash" xmlns:w16se="http://schemas.microsoft.com/office/word/2015/wordml/symex" xmlns:wpg="http://schemas.microsoft.com/office/word/2010/wordprocessingGroup" xmlns:wpi="http://schemas.microsoft.com/office/word/2010/wordprocessingInk" xmlns:wne="http://schemas.microsoft.com/office/word/2006/wordml" xmlns:wps="http://schemas.microsoft.com/office/word/2010/wordprocessingShape" mc:Ignorable="w14 w15 w16se w16cid w16 w16cex w16sdtdh wp14">
+<w:hdr xmlns:wpc="http://schemas.microsoft.com/office/word/2010/wordprocessingCanvas" xmlns:cx="http://schemas.microsoft.com/office/drawing/2014/chartex" xmlns:cx1="http://schemas.microsoft.com/office/drawing/2015/9/8/chartex" xmlns:cx2="http://schemas.microsoft.com/office/drawing/2015/10/21/chartex" xmlns:cx3="http://schemas.microsoft.com/office/drawing/2016/5/9/chartex" xmlns:cx4="http://schemas.microsoft.com/office/drawing/2016/5/10/chartex" xmlns:cx5="http://schemas.microsoft.com/office/drawing/2016/5/11/chartex" xmlns:cx6="http://schemas.microsoft.com/office/drawing/2016/5/12/chartex" xmlns:cx7="http://schemas.microsoft.com/office/drawing/2016/5/13/chartex" xmlns:cx8="http://schemas.microsoft.com/office/drawing/2016/5/14/chartex" xmlns:mc="http://schemas.openxmlformats.org/markup-compatibility/2006" xmlns:aink="http://schemas.microsoft.com/office/drawing/2016/ink" xmlns:am3d="http://schemas.microsoft.com/office/drawing/2017/model3d" xmlns:o="urn:schemas-microsoft-com:office:office" xmlns:oel="http://schemas.microsoft.com/office/2019/extlst" xmlns:r="http://schemas.openxmlformats.org/officeDocument/2006/relationships" xmlns:m="http://schemas.openxmlformats.org/officeDocument/2006/math" xmlns:v="urn:schemas-microsoft-com:vml" xmlns:wp14="http://schemas.microsoft.com/office/word/2010/wordprocessingDrawing" xmlns:wp="http://schemas.openxmlformats.org/drawingml/2006/wordprocessingDrawing" xmlns:w10="urn:schemas-microsoft-com:office:word" xmlns:w="http://schemas.openxmlformats.org/wordprocessingml/2006/main" xmlns:w14="http://schemas.microsoft.com/office/word/2010/wordml" xmlns:w15="http://schemas.microsoft.com/office/word/2012/wordml" xmlns:w16cex="http://schemas.microsoft.com/office/word/2018/wordml/cex" xmlns:w16cid="http://schemas.microsoft.com/office/word/2016/wordml/cid" xmlns:w16="http://schemas.microsoft.com/office/word/2018/wordml" xmlns:w16du="http://schemas.microsoft.com/office/word/2023/wordml/word16du" xmlns:w16sdtdh="http://schemas.microsoft.com/office/word/2020/wordml/sdtdatahash" xmlns:w16sdtfl="http://schemas.microsoft.com/office/word/2024/wordml/sdtformatlock" xmlns:w16se="http://schemas.microsoft.com/office/word/2015/wordml/symex" xmlns:wpg="http://schemas.microsoft.com/office/word/2010/wordprocessingGroup" xmlns:wpi="http://schemas.microsoft.com/office/word/2010/wordprocessingInk" xmlns:wne="http://schemas.microsoft.com/office/word/2006/wordml" xmlns:wps="http://schemas.microsoft.com/office/word/2010/wordprocessingShape" mc:Ignorable="w14 w15 w16se w16cid w16 w16cex w16sdtdh w16sdtfl w16du wp14">
   <w:p>
     <w:pPr>
       <w:pStyle w:val="Header"/>
@@ -653,7 +983,7 @@
 </file>
 
 <file path=word/header3.xml><?xml version="1.0" encoding="utf-8"?>
-<w:hdr xmlns:wpc="http://schemas.microsoft.com/office/word/2010/wordprocessingCanvas" xmlns:cx="http://schemas.microsoft.com/office/drawing/2014/chartex" xmlns:cx1="http://schemas.microsoft.com/office/drawing/2015/9/8/chartex" xmlns:cx2="http://schemas.microsoft.com/office/drawing/2015/10/21/chartex" xmlns:cx3="http://schemas.microsoft.com/office/drawing/2016/5/9/chartex" xmlns:cx4="http://schemas.microsoft.com/office/drawing/2016/5/10/chartex" xmlns:cx5="http://schemas.microsoft.com/office/drawing/2016/5/11/chartex" xmlns:cx6="http://schemas.microsoft.com/office/drawing/2016/5/12/chartex" xmlns:cx7="http://schemas.microsoft.com/office/drawing/2016/5/13/chartex" xmlns:cx8="http://schemas.microsoft.com/office/drawing/2016/5/14/chartex" xmlns:mc="http://schemas.openxmlformats.org/markup-compatibility/2006" xmlns:aink="http://schemas.microsoft.com/office/drawing/2016/ink" xmlns:am3d="http://schemas.microsoft.com/office/drawing/2017/model3d" xmlns:o="urn:schemas-microsoft-com:office:office" xmlns:oel="http://schemas.microsoft.com/office/2019/extlst" xmlns:r="http://schemas.openxmlformats.org/officeDocument/2006/relationships" xmlns:m="http://schemas.openxmlformats.org/officeDocument/2006/math" xmlns:v="urn:schemas-microsoft-com:vml" xmlns:wp14="http://schemas.microsoft.com/office/word/2010/wordprocessingDrawing" xmlns:wp="http://schemas.openxmlformats.org/drawingml/2006/wordprocessingDrawing" xmlns:w10="urn:schemas-microsoft-com:office:word" xmlns:w="http://schemas.openxmlformats.org/wordprocessingml/2006/main" xmlns:w14="http://schemas.microsoft.com/office/word/2010/wordml" xmlns:w15="http://schemas.microsoft.com/office/word/2012/wordml" xmlns:w16cex="http://schemas.microsoft.com/office/word/2018/wordml/cex" xmlns:w16cid="http://schemas.microsoft.com/office/word/2016/wordml/cid" xmlns:w16="http://schemas.microsoft.com/office/word/2018/wordml" xmlns:w16sdtdh="http://schemas.microsoft.com/office/word/2020/wordml/sdtdatahash" xmlns:w16se="http://schemas.microsoft.com/office/word/2015/wordml/symex" xmlns:wpg="http://schemas.microsoft.com/office/word/2010/wordprocessingGroup" xmlns:wpi="http://schemas.microsoft.com/office/word/2010/wordprocessingInk" xmlns:wne="http://schemas.microsoft.com/office/word/2006/wordml" xmlns:wps="http://schemas.microsoft.com/office/word/2010/wordprocessingShape" mc:Ignorable="w14 w15 w16se w16cid w16 w16cex w16sdtdh wp14">
+<w:hdr xmlns:wpc="http://schemas.microsoft.com/office/word/2010/wordprocessingCanvas" xmlns:cx="http://schemas.microsoft.com/office/drawing/2014/chartex" xmlns:cx1="http://schemas.microsoft.com/office/drawing/2015/9/8/chartex" xmlns:cx2="http://schemas.microsoft.com/office/drawing/2015/10/21/chartex" xmlns:cx3="http://schemas.microsoft.com/office/drawing/2016/5/9/chartex" xmlns:cx4="http://schemas.microsoft.com/office/drawing/2016/5/10/chartex" xmlns:cx5="http://schemas.microsoft.com/office/drawing/2016/5/11/chartex" xmlns:cx6="http://schemas.microsoft.com/office/drawing/2016/5/12/chartex" xmlns:cx7="http://schemas.microsoft.com/office/drawing/2016/5/13/chartex" xmlns:cx8="http://schemas.microsoft.com/office/drawing/2016/5/14/chartex" xmlns:mc="http://schemas.openxmlformats.org/markup-compatibility/2006" xmlns:aink="http://schemas.microsoft.com/office/drawing/2016/ink" xmlns:am3d="http://schemas.microsoft.com/office/drawing/2017/model3d" xmlns:o="urn:schemas-microsoft-com:office:office" xmlns:oel="http://schemas.microsoft.com/office/2019/extlst" xmlns:r="http://schemas.openxmlformats.org/officeDocument/2006/relationships" xmlns:m="http://schemas.openxmlformats.org/officeDocument/2006/math" xmlns:v="urn:schemas-microsoft-com:vml" xmlns:wp14="http://schemas.microsoft.com/office/word/2010/wordprocessingDrawing" xmlns:wp="http://schemas.openxmlformats.org/drawingml/2006/wordprocessingDrawing" xmlns:w10="urn:schemas-microsoft-com:office:word" xmlns:w="http://schemas.openxmlformats.org/wordprocessingml/2006/main" xmlns:w14="http://schemas.microsoft.com/office/word/2010/wordml" xmlns:w15="http://schemas.microsoft.com/office/word/2012/wordml" xmlns:w16cex="http://schemas.microsoft.com/office/word/2018/wordml/cex" xmlns:w16cid="http://schemas.microsoft.com/office/word/2016/wordml/cid" xmlns:w16="http://schemas.microsoft.com/office/word/2018/wordml" xmlns:w16du="http://schemas.microsoft.com/office/word/2023/wordml/word16du" xmlns:w16sdtdh="http://schemas.microsoft.com/office/word/2020/wordml/sdtdatahash" xmlns:w16sdtfl="http://schemas.microsoft.com/office/word/2024/wordml/sdtformatlock" xmlns:w16se="http://schemas.microsoft.com/office/word/2015/wordml/symex" xmlns:wpg="http://schemas.microsoft.com/office/word/2010/wordprocessingGroup" xmlns:wpi="http://schemas.microsoft.com/office/word/2010/wordprocessingInk" xmlns:wne="http://schemas.microsoft.com/office/word/2006/wordml" xmlns:wps="http://schemas.microsoft.com/office/word/2010/wordprocessingShape" mc:Ignorable="w14 w15 w16se w16cid w16 w16cex w16sdtdh w16sdtfl w16du wp14">
   <w:p>
     <w:pPr>
       <w:pStyle w:val="Header"/>
@@ -662,7 +992,7 @@
     <w:r>
       <w:tab/>
       <w:tab/>
-      <w:t>2026-06-17</w:t>
+      <w:t>2026-06-18</w:t>
       <w:br/>
       <w:br/>
     </w:r>
@@ -679,7 +1009,7 @@
 </file>
 
 <file path=word/numbering.xml><?xml version="1.0" encoding="utf-8"?>
-<w:numbering xmlns:wpc="http://schemas.microsoft.com/office/word/2010/wordprocessingCanvas" xmlns:cx="http://schemas.microsoft.com/office/drawing/2014/chartex" xmlns:cx1="http://schemas.microsoft.com/office/drawing/2015/9/8/chartex" xmlns:cx2="http://schemas.microsoft.com/office/drawing/2015/10/21/chartex" xmlns:cx3="http://schemas.microsoft.com/office/drawing/2016/5/9/chartex" xmlns:cx4="http://schemas.microsoft.com/office/drawing/2016/5/10/chartex" xmlns:cx5="http://schemas.microsoft.com/office/drawing/2016/5/11/chartex" xmlns:cx6="http://schemas.microsoft.com/office/drawing/2016/5/12/chartex" xmlns:cx7="http://schemas.microsoft.com/office/drawing/2016/5/13/chartex" xmlns:cx8="http://schemas.microsoft.com/office/drawing/2016/5/14/chartex" xmlns:mc="http://schemas.openxmlformats.org/markup-compatibility/2006" xmlns:aink="http://schemas.microsoft.com/office/drawing/2016/ink" xmlns:am3d="http://schemas.microsoft.com/office/drawing/2017/model3d" xmlns:o="urn:schemas-microsoft-com:office:office" xmlns:oel="http://schemas.microsoft.com/office/2019/extlst" xmlns:r="http://schemas.openxmlformats.org/officeDocument/2006/relationships" xmlns:m="http://schemas.openxmlformats.org/officeDocument/2006/math" xmlns:v="urn:schemas-microsoft-com:vml" xmlns:wp14="http://schemas.microsoft.com/office/word/2010/wordprocessingDrawing" xmlns:wp="http://schemas.openxmlformats.org/drawingml/2006/wordprocessingDrawing" xmlns:w10="urn:schemas-microsoft-com:office:word" xmlns:w="http://schemas.openxmlformats.org/wordprocessingml/2006/main" xmlns:w14="http://schemas.microsoft.com/office/word/2010/wordml" xmlns:w15="http://schemas.microsoft.com/office/word/2012/wordml" xmlns:w16cex="http://schemas.microsoft.com/office/word/2018/wordml/cex" xmlns:w16cid="http://schemas.microsoft.com/office/word/2016/wordml/cid" xmlns:w16="http://schemas.microsoft.com/office/word/2018/wordml" xmlns:w16sdtdh="http://schemas.microsoft.com/office/word/2020/wordml/sdtdatahash" xmlns:w16se="http://schemas.microsoft.com/office/word/2015/wordml/symex" xmlns:wpg="http://schemas.microsoft.com/office/word/2010/wordprocessingGroup" xmlns:wpi="http://schemas.microsoft.com/office/word/2010/wordprocessingInk" xmlns:wne="http://schemas.microsoft.com/office/word/2006/wordml" xmlns:wps="http://schemas.microsoft.com/office/word/2010/wordprocessingShape" mc:Ignorable="w14 w15 w16se w16cid w16 w16cex w16sdtdh wp14">
+<w:numbering xmlns:wpc="http://schemas.microsoft.com/office/word/2010/wordprocessingCanvas" xmlns:cx="http://schemas.microsoft.com/office/drawing/2014/chartex" xmlns:cx1="http://schemas.microsoft.com/office/drawing/2015/9/8/chartex" xmlns:cx2="http://schemas.microsoft.com/office/drawing/2015/10/21/chartex" xmlns:cx3="http://schemas.microsoft.com/office/drawing/2016/5/9/chartex" xmlns:cx4="http://schemas.microsoft.com/office/drawing/2016/5/10/chartex" xmlns:cx5="http://schemas.microsoft.com/office/drawing/2016/5/11/chartex" xmlns:cx6="http://schemas.microsoft.com/office/drawing/2016/5/12/chartex" xmlns:cx7="http://schemas.microsoft.com/office/drawing/2016/5/13/chartex" xmlns:cx8="http://schemas.microsoft.com/office/drawing/2016/5/14/chartex" xmlns:mc="http://schemas.openxmlformats.org/markup-compatibility/2006" xmlns:aink="http://schemas.microsoft.com/office/drawing/2016/ink" xmlns:am3d="http://schemas.microsoft.com/office/drawing/2017/model3d" xmlns:o="urn:schemas-microsoft-com:office:office" xmlns:oel="http://schemas.microsoft.com/office/2019/extlst" xmlns:r="http://schemas.openxmlformats.org/officeDocument/2006/relationships" xmlns:m="http://schemas.openxmlformats.org/officeDocument/2006/math" xmlns:v="urn:schemas-microsoft-com:vml" xmlns:wp14="http://schemas.microsoft.com/office/word/2010/wordprocessingDrawing" xmlns:wp="http://schemas.openxmlformats.org/drawingml/2006/wordprocessingDrawing" xmlns:w10="urn:schemas-microsoft-com:office:word" xmlns:w="http://schemas.openxmlformats.org/wordprocessingml/2006/main" xmlns:w14="http://schemas.microsoft.com/office/word/2010/wordml" xmlns:w15="http://schemas.microsoft.com/office/word/2012/wordml" xmlns:w16cex="http://schemas.microsoft.com/office/word/2018/wordml/cex" xmlns:w16cid="http://schemas.microsoft.com/office/word/2016/wordml/cid" xmlns:w16="http://schemas.microsoft.com/office/word/2018/wordml" xmlns:w16du="http://schemas.microsoft.com/office/word/2023/wordml/word16du" xmlns:w16sdtdh="http://schemas.microsoft.com/office/word/2020/wordml/sdtdatahash" xmlns:w16sdtfl="http://schemas.microsoft.com/office/word/2024/wordml/sdtformatlock" xmlns:w16se="http://schemas.microsoft.com/office/word/2015/wordml/symex" xmlns:wpg="http://schemas.microsoft.com/office/word/2010/wordprocessingGroup" xmlns:wpi="http://schemas.microsoft.com/office/word/2010/wordprocessingInk" xmlns:wne="http://schemas.microsoft.com/office/word/2006/wordml" xmlns:wps="http://schemas.microsoft.com/office/word/2010/wordprocessingShape" mc:Ignorable="w14 w15 w16se w16cid w16 w16cex w16sdtdh w16sdtfl w16du wp14">
   <w:abstractNum w:abstractNumId="0" w15:restartNumberingAfterBreak="0">
     <w:nsid w:val="FFFFFF7C"/>
     <w:multiLevelType w:val="singleLevel"/>
@@ -882,7 +1212,7 @@
 </file>
 
 <file path=word/styles.xml><?xml version="1.0" encoding="utf-8"?>
-<w:styles xmlns:mc="http://schemas.openxmlformats.org/markup-compatibility/2006" xmlns:r="http://schemas.openxmlformats.org/officeDocument/2006/relationships" xmlns:w="http://schemas.openxmlformats.org/wordprocessingml/2006/main" xmlns:w14="http://schemas.microsoft.com/office/word/2010/wordml" xmlns:w15="http://schemas.microsoft.com/office/word/2012/wordml" xmlns:w16cex="http://schemas.microsoft.com/office/word/2018/wordml/cex" xmlns:w16cid="http://schemas.microsoft.com/office/word/2016/wordml/cid" xmlns:w16="http://schemas.microsoft.com/office/word/2018/wordml" xmlns:w16sdtdh="http://schemas.microsoft.com/office/word/2020/wordml/sdtdatahash" xmlns:w16se="http://schemas.microsoft.com/office/word/2015/wordml/symex" mc:Ignorable="w14 w15 w16se w16cid w16 w16cex w16sdtdh">
+<w:styles xmlns:mc="http://schemas.openxmlformats.org/markup-compatibility/2006" xmlns:r="http://schemas.openxmlformats.org/officeDocument/2006/relationships" xmlns:w="http://schemas.openxmlformats.org/wordprocessingml/2006/main" xmlns:w14="http://schemas.microsoft.com/office/word/2010/wordml" xmlns:w15="http://schemas.microsoft.com/office/word/2012/wordml" xmlns:w16cex="http://schemas.microsoft.com/office/word/2018/wordml/cex" xmlns:w16cid="http://schemas.microsoft.com/office/word/2016/wordml/cid" xmlns:w16="http://schemas.microsoft.com/office/word/2018/wordml" xmlns:w16du="http://schemas.microsoft.com/office/word/2023/wordml/word16du" xmlns:w16sdtdh="http://schemas.microsoft.com/office/word/2020/wordml/sdtdatahash" xmlns:w16sdtfl="http://schemas.microsoft.com/office/word/2024/wordml/sdtformatlock" xmlns:w16se="http://schemas.microsoft.com/office/word/2015/wordml/symex" mc:Ignorable="w14 w15 w16se w16cid w16 w16cex w16sdtdh w16sdtfl w16du">
   <w:docDefaults>
     <w:rPrDefault>
       <w:rPr>
@@ -1640,7 +1970,7 @@
     <w:link w:val="TitleChar"/>
     <w:uiPriority w:val="10"/>
     <w:qFormat/>
-    <w:rsid w:val="007106C8"/>
+    <w:rsid w:val="00E854FA"/>
     <w:pPr>
       <w:spacing w:after="300" w:line="240" w:lineRule="auto"/>
       <w:contextualSpacing/>
@@ -1650,7 +1980,7 @@
       <w:rFonts w:eastAsiaTheme="majorEastAsia" w:cstheme="majorBidi"/>
       <w:spacing w:val="5"/>
       <w:kern w:val="28"/>
-      <w:sz w:val="52"/>
+      <w:sz w:val="40"/>
       <w:szCs w:val="52"/>
       <w:lang w:val="sv-SE" w:eastAsia="en-US" w:bidi="ar-SA"/>
     </w:rPr>
@@ -1660,12 +1990,12 @@
     <w:basedOn w:val="DefaultParagraphFont"/>
     <w:link w:val="Title"/>
     <w:uiPriority w:val="10"/>
-    <w:rsid w:val="007106C8"/>
+    <w:rsid w:val="00E854FA"/>
     <w:rPr>
       <w:rFonts w:ascii="Times New Roman" w:eastAsiaTheme="majorEastAsia" w:hAnsi="Times New Roman" w:cstheme="majorBidi"/>
       <w:spacing w:val="5"/>
       <w:kern w:val="28"/>
-      <w:sz w:val="52"/>
+      <w:sz w:val="40"/>
       <w:szCs w:val="52"/>
       <w:lang w:val="sv-SE" w:eastAsia="en-US" w:bidi="ar-SA"/>
     </w:rPr>

--- a/klagomål/A 35502-2024 FSC-klagomål.docx
+++ b/klagomål/A 35502-2024 FSC-klagomål.docx
@@ -992,7 +992,7 @@
     <w:r>
       <w:tab/>
       <w:tab/>
-      <w:t>2026-06-18</w:t>
+      <w:t>2026-06-19</w:t>
       <w:br/>
       <w:br/>
     </w:r>

--- a/klagomål/A 35502-2024 FSC-klagomål.docx
+++ b/klagomål/A 35502-2024 FSC-klagomål.docx
@@ -992,7 +992,7 @@
     <w:r>
       <w:tab/>
       <w:tab/>
-      <w:t>2026-06-19</w:t>
+      <w:t>2026-06-20</w:t>
       <w:br/>
       <w:br/>
     </w:r>

--- a/klagomål/A 35502-2024 FSC-klagomål.docx
+++ b/klagomål/A 35502-2024 FSC-klagomål.docx
@@ -168,38 +168,7 @@
     </w:p>
     <w:p>
       <w:r>
-        <w:t>Detta dokument behandlar höga naturvärden i avverkningsanmälan A 35502-2024 i Sollefteå kommun som inkom 2024-08-27 och omfattar 1,1 ha.</w:t>
-      </w:r>
-    </w:p>
-    <w:p>
-      <w:r>
-        <w:t>Nedan presenteras fynd av naturvårdsarter och fridlysta arter som gjorts i det avverkningsanmälda området, samt relevanta utdrag ur standarderna för FSC, Chain of Custody, Controlled Wood och PEFC.</w:t>
-      </w:r>
-    </w:p>
-    <w:p>
-      <w:r>
-        <w:t>Vi förväntar oss att ni återkommer med ett skriftligt svar på vårt klagomål och även beskriver vilka korrigerande åtgärder ni satt in för att rätta till identifierade brister i er efterlevnad av den svenska FSC standarden.</w:t>
-      </w:r>
-    </w:p>
-    <w:p>
-      <w:pPr>
-        <w:pStyle w:val="Heading1"/>
-      </w:pPr>
-      <w:r>
-        <w:t>Naturvårdsarter</w:t>
-      </w:r>
-    </w:p>
-    <w:p>
-      <w:r>
-        <w:t>I och inom 25 meter från avverkningsanmälan har följande 16 naturvårdsarter hittats: gräddporing (VU, T), kilporing (VU), skuggnål (VU), nordlig nållav (NT), rosenticka (NT, T), björksplintborre (S), brun klibbskivling (S), jättesvampmal (S), kornig nållav (S, T), springkorn (S, T), svart trolldruva (S, T), thomsons trägnagare (S), vågbandad barkbock (S), blåsippa (T, §9), nordisk stormhatt (T) och ormbär (T). Av dessa är 5 rödlistade. För rödlistade arter har rödlistekategorin angivits inom parentes. Arter som är signalarter enligt Skogsstyrelsen har markerats med (S). Typiska arter inom Natura 2000 som är kopplade till skogsekosystem har markerats med (T). För fridlysta arter anges även paragrafen i Artskyddsförordningen som arten är fridlyst enligt.</w:t>
-      </w:r>
-    </w:p>
-    <w:p>
-      <w:r>
-        <w:t>De påträffade naturvårdsarterna är ett tydligt kvitto på att det rör sig om en skog med höga naturvärden.</w:t>
-      </w:r>
-      <w:r>
-        <w:t xml:space="preserve"> I Figur 1 visas fyndplatser för naturvårdsarter i området, som finns registrerade på Artportalen.</w:t>
+        <w:t>Detta klagomål behandlar höga naturvärden i avverkningsanmälan A 35502-2024 i Sollefteå kommun som inkom 2024-08-27 och omfattar 1,1 ha.</w:t>
       </w:r>
     </w:p>
     <w:p>
@@ -247,20 +216,264 @@
         <w:spacing w:after="240"/>
       </w:pPr>
       <w:r>
-        <w:t>Figur 1. Fyndplatser för naturvårdsarter i och inom 25 meter från avverkningsanmälan (röd linje). Markörer utan svart kant är placerade på fyndplatsen. Markörer med svart kant är placerade vid sidan av fyndplatsen och har ett svart streck som visar fyndplatsens exakta position. Kartans mittpunktskoordinat är N 7027801, E 599565 i SWEREF 99 TM.</w:t>
+        <w:t>Figur 1. Fyndplatser för naturvårdsarter i och inom 25 meter från avverkningsanmälan. Markörer utan svart kant är placerade på fyndplatsen. Markörer med svart kant är placerade vid sidan av fyndplatsen har ett svart streck som visar fyndplatsens exakta position. Kartans mittpunktskoordinat är N 7027801, E 599565 i SWEREF 99 TM.</w:t>
+      </w:r>
+    </w:p>
+    <w:p>
+      <w:r>
+        <w:t>I och inom 25 meter från avverkningsanmälan finns fynd av 16 naturvårdsarter, varav 5 är rödlistade, 1 är fridlyst, 8 är typiska (T) och 8 är signalarter (S): gräddporing (VU, T), kilporing (VU), skuggnål (VU), nordlig nållav (NT), rosenticka (NT, T), björksplintborre (S), brun klibbskivling (S), jättesvampmal (S), kornig nållav (S, T), springkorn (S, T), svart trolldruva (S, T), thomsons trägnagare (S), vågbandad barkbock (S), blåsippa (T, §9), nordisk stormhatt (T) och ormbär (T). Se Figur 1.</w:t>
+      </w:r>
+    </w:p>
+    <w:p>
+      <w:r>
+        <w:t>Nedan presenteras relevanta utdrag ur standarderna för FSC, Chain of Custody, Controlled Wood och PEFC.</w:t>
+      </w:r>
+    </w:p>
+    <w:p>
+      <w:r>
+        <w:t>Vi förväntar oss att ni återkommer med ett skriftligt svar på vårt klagomål och även beskriver vilka korrigerande åtgärder ni satt in för att rätta till identifierade brister i er efterlevnad av den svenska FSC standarden.</w:t>
       </w:r>
     </w:p>
     <w:p>
       <w:pPr>
-        <w:pStyle w:val="Heading2"/>
+        <w:pStyle w:val="Heading1"/>
       </w:pPr>
       <w:r>
-        <w:t>Fridlysta arter</w:t>
+        <w:t>Naturvårdsarter och fridlysta arter</w:t>
       </w:r>
     </w:p>
     <w:p>
       <w:r>
-        <w:t>Följande fridlysta arter har sina livsmiljöer och växtplatser i den avverkningsanmälda skogen: blåsippa (T, §9).</w:t>
+        <w:t>Nedan följer beskrivningar av de naturvårdsarter och fridlysta arter som har sina livsmiljöer och växtplatser i den avverkningsanmälda skogen. De påträffade naturvårdsarterna är ett tydligt kvitto på att det rör sig om en skog med höga naturvärden.</w:t>
+      </w:r>
+    </w:p>
+    <w:p>
+      <w:r>
+        <w:rPr>
+          <w:b/>
+        </w:rPr>
+        <w:t>Gräddporing (VU)</w:t>
+      </w:r>
+      <w:r>
+        <w:t xml:space="preserve"> växer nästan enbart i urskogsartad barrskog på gamla, kraftigt murkna, grova och mossbelupna tallågor i något fuktiga och skuggiga lägen. Arten är placerad högst upp i Skogsstyrelsens värdepyramid för bedömning av skog med höga naturvärden och indikerar gamla och relativt orörda tallnaturskogar med höga naturvärden där det under låg tid kontinuerligt funnits inslag av grova tallågor. För att på sikt hejda artens vikande trend behöver merparten av gräddporingens nu kända växtplatser undantas från skogsbruk. Gräddporing är typisk art för </w:t>
+      </w:r>
+      <w:r>
+        <w:rPr>
+          <w:i/>
+        </w:rPr>
+        <w:t>9010 Taiga</w:t>
+      </w:r>
+      <w:r>
+        <w:t xml:space="preserve"> (SLU Artdatabanken, 2024; Nitare &amp; Skogsstyrelsen, 2019).</w:t>
+      </w:r>
+    </w:p>
+    <w:p>
+      <w:r>
+        <w:rPr>
+          <w:b/>
+        </w:rPr>
+        <w:t>Kilporing (VU)</w:t>
+      </w:r>
+      <w:r>
+        <w:t xml:space="preserve"> växer på barken av döda liggande grova stammar av tall och gran som är förrötade av tickor som violticka </w:t>
+      </w:r>
+      <w:r>
+        <w:rPr>
+          <w:i/>
+        </w:rPr>
+        <w:t>Trichaptum spp</w:t>
+      </w:r>
+      <w:r>
+        <w:t>. Avverkning av naturskogslika miljöer och av grova granar där svampen förekommer är ett direkt hot mot artens fortlevnad. Undanta gamla granskogar som hyser kilporing från skogsbruk och gynna arten genom att avsätta fler barrskogar till fri utveckling (SLU Artdatabanken, 2026).</w:t>
+      </w:r>
+    </w:p>
+    <w:p>
+      <w:r>
+        <w:rPr>
+          <w:b/>
+        </w:rPr>
+        <w:t xml:space="preserve">Skuggnål (VU) </w:t>
+      </w:r>
+      <w:r>
+        <w:t>växer främst vid basen av gamla grova granar i gamla boreala barrskogar med hög bonitet och mycket hög luftfuktighet. Minskningstakten har uppgått till 30 (20–50) % under de senaste 50 åren och överstiger gränsvärdet för Sårbar (VU) enligt A-kriteriet. (A2bc+4bc). Vid skogliga inventeringar är skuggnål en art som måste eftersökas och dess växtplatser ska bedömas som nyckelbiotoper (SLU Artdatabanken, 2024).</w:t>
+      </w:r>
+    </w:p>
+    <w:p>
+      <w:r>
+        <w:rPr>
+          <w:b/>
+        </w:rPr>
+        <w:t>Nordlig nållav (NT)</w:t>
+      </w:r>
+      <w:r>
+        <w:t xml:space="preserve"> signalerar alltid miljöer med höga naturvärden. På lokalerna förekommer nästan alltid andra rödlistade eller ovanliga arter knutna till gamla skogar. Alla skogsskötselåtgärder på eller i omedelbar närhet av lokalerna utgör ett hot. Några av lavens rikaste förekomster bör skyddas (SLU Artdatabanken, 2024; Nitare &amp; Skogsstyrelsen, 2019).</w:t>
+      </w:r>
+    </w:p>
+    <w:p>
+      <w:r>
+        <w:rPr>
+          <w:b/>
+        </w:rPr>
+        <w:t>Rosenticka (NT)</w:t>
+      </w:r>
+      <w:r>
+        <w:t xml:space="preserve">, rödlistad som nära hotad, ingår i en karaktäristisk association av vedsvampar som växer på gamla, grova granlågor i urskogsartade barrskogar. Den är placerad i toppen av Skogsstyrelsens värdepyramid för bedömning av skog med höga naturvärden och indikerar ett granskogsekosystem med långvarig kontinuitet av grova lågor. Artens beroende av grova granlågor innebär att alla skogsskötselåtgärder på eller i omedelbar närhet av lokalerna utgör ett hot på lång sikt. Det är angeläget att populationerna inte ytterligare glesas ut och ett tillräckligt antal områden där arten nu finns måste sparas för framtiden. Rosenticka är typisk art för </w:t>
+      </w:r>
+      <w:r>
+        <w:rPr>
+          <w:i/>
+        </w:rPr>
+        <w:t xml:space="preserve">9010 Taiga </w:t>
+      </w:r>
+      <w:r>
+        <w:t xml:space="preserve">och </w:t>
+      </w:r>
+      <w:r>
+        <w:rPr>
+          <w:i/>
+        </w:rPr>
+        <w:t>9050 Näringsrik granskog</w:t>
+      </w:r>
+      <w:r>
+        <w:t xml:space="preserve"> (Nitare &amp; Skogsstyrelsen, 2019; SLU Artdatabanken, 2024).</w:t>
+      </w:r>
+    </w:p>
+    <w:p>
+      <w:r>
+        <w:rPr>
+          <w:b/>
+        </w:rPr>
+        <w:t xml:space="preserve">Björksplintborre </w:t>
+      </w:r>
+      <w:r>
+        <w:t>är en skalbagge vars larvutveckling sker i bark på nyligen döda björkar, både stående träd och vindfällen. En prydlig rad med runda ventilationshål i barken ovanför modergången är synnerligen karaktäristiskt. Arten är knuten till lövrika blandskogar med en hög andel gamla träd, och starkt gynnad av naturliga störningar som torka, översvämningar, brand och stormfällningar. Talrika gnagspår kan tyda på biotoper med höga naturvärden, exempelvis för ovanliga hackspettar och andra, mer sällsynta vedinsekter. Larverna är omtyckt hackspettsföda (SLU Artdatabanken, 2025).</w:t>
+      </w:r>
+    </w:p>
+    <w:p>
+      <w:r>
+        <w:rPr>
+          <w:b/>
+        </w:rPr>
+        <w:t>Jättesvampmal</w:t>
+      </w:r>
+      <w:r>
+        <w:t xml:space="preserve"> är en fjäril som flyger i juli i mer eller mindre orörd gammal löv- eller blandskog, särskilt sådan med björk och bok. Larven lever i fnöskticka m.fl. tickor och kläckhålen och resterna av larvgångar i äldre fruktkroppar är lätta att känna igen och inventera. Arten hotas av avverkning av gamla, svampangripna lövträd samt bortforsling av döda lövträd, vindfällen och lågor. Gamla lövträd och naturbestånd med lövskog - särskilt björk och bok - bör sparas så långt möjligt och död ved lämnas kvar i skogen (SLU Artdatabanken, 2025).</w:t>
+      </w:r>
+    </w:p>
+    <w:p>
+      <w:r>
+        <w:rPr>
+          <w:b/>
+        </w:rPr>
+        <w:t xml:space="preserve">Kornig nållav </w:t>
+      </w:r>
+      <w:r>
+        <w:t xml:space="preserve">förekommer i skuggiga miljöer med hög luftfuktighet och påträffas främst i gamla skogar eller på gamla träd. Den signalerar höga naturvärden och på lokalerna finns ofta flera ovanliga och rödlistade arter. Kornig nållav är typisk art för </w:t>
+      </w:r>
+      <w:r>
+        <w:rPr>
+          <w:i/>
+        </w:rPr>
+        <w:t xml:space="preserve">9110 Näringsfattig bokskog </w:t>
+      </w:r>
+      <w:r>
+        <w:t>och</w:t>
+      </w:r>
+      <w:r>
+        <w:rPr>
+          <w:i/>
+        </w:rPr>
+        <w:t xml:space="preserve"> 9130 Näringsrik bokskog</w:t>
+      </w:r>
+      <w:r>
+        <w:t xml:space="preserve"> (SLU Artdatabanken, 2024; Nitare &amp; Skogsstyrelsen, 2019).</w:t>
+      </w:r>
+    </w:p>
+    <w:p>
+      <w:r>
+        <w:rPr>
+          <w:b/>
+        </w:rPr>
+        <w:t xml:space="preserve">Springkorn </w:t>
+      </w:r>
+      <w:r>
+        <w:t>är en kärlväxt som blir upp till en meter hög och kan bilda stora bestånd,</w:t>
+      </w:r>
+      <w:r>
+        <w:rPr>
+          <w:b/>
+        </w:rPr>
+        <w:t xml:space="preserve"> </w:t>
+      </w:r>
+      <w:r>
+        <w:t xml:space="preserve">ofta i skuggiga, fuktiga och mullrika skogsmiljöer. Den är uttorkningskänslig och hotas främst av dräneringsåtgärder och kalavverkning samt eventuellt även av den införda växten blekbalsamin. Arten är på många håll skyddad i naturreservat med lundartad vegetation i raviner men de främsta förekomsterna på moränlera vid sjöstränder har ett sämre skydd. Springkorn är typisk art för </w:t>
+      </w:r>
+      <w:r>
+        <w:rPr>
+          <w:i/>
+        </w:rPr>
+        <w:t xml:space="preserve">9080 Lövsumpskog, 9750 Svämlövskog </w:t>
+      </w:r>
+      <w:r>
+        <w:t>och</w:t>
+      </w:r>
+      <w:r>
+        <w:rPr>
+          <w:i/>
+        </w:rPr>
+        <w:t xml:space="preserve"> 9760 Svämädellövskog</w:t>
+      </w:r>
+      <w:r>
+        <w:t xml:space="preserve"> samt värdväxt för de sällsynta och rödlistade fjärilsarterna gulryggig fältmätare (VU), nätådrig parkmätare (VU), springkornsrotvecklare (VU) och springkornsfältmätare (NT) (SLU Artdatabanken, 2024).</w:t>
+      </w:r>
+    </w:p>
+    <w:p>
+      <w:r>
+        <w:rPr>
+          <w:b/>
+        </w:rPr>
+        <w:t>Svart trolldruva</w:t>
+      </w:r>
+      <w:r>
+        <w:t xml:space="preserve"> är en kalkgynnad växt som förekommer på näringsrik frisk mulljord i såväl bördiga kalkbarrskogar som sydliga kalklövskogar och lundar. Arten är en bra signalart för skyddsvärda biotoper i såväl löv- som barrskogar och tål inte slutavverkning och markberedning. Trolldruva är värdväxt för ett antal sällsynta fjärilsarter som ställer höga krav på sina livsmiljöer, däribland trolldruvemätare (EN), skuggmalmätare (VU) och trolldruvelobmätare (VU). Svart trolldruva är typisk art för </w:t>
+      </w:r>
+      <w:r>
+        <w:rPr>
+          <w:i/>
+        </w:rPr>
+        <w:t>9050 Näringsrik granskog,</w:t>
+      </w:r>
+      <w:r>
+        <w:t xml:space="preserve"> </w:t>
+      </w:r>
+      <w:r>
+        <w:rPr>
+          <w:i/>
+        </w:rPr>
+        <w:t xml:space="preserve">9020 Nordlig ädellövskog, 9160 Näringsrik ekskog, 9180 Ädellövskog i branter </w:t>
+      </w:r>
+      <w:r>
+        <w:t>och</w:t>
+      </w:r>
+      <w:r>
+        <w:rPr>
+          <w:i/>
+        </w:rPr>
+        <w:t xml:space="preserve"> 1610 Åsöar i Östersjön</w:t>
+      </w:r>
+      <w:r>
+        <w:t xml:space="preserve"> (SLU Artdatabanken, 2024; Nitare &amp; Skogsstyrelsen, 2019).</w:t>
+      </w:r>
+    </w:p>
+    <w:p>
+      <w:r>
+        <w:rPr>
+          <w:b/>
+        </w:rPr>
+        <w:t xml:space="preserve">Vågbandad barkbock </w:t>
+      </w:r>
+      <w:r>
+        <w:t>är en långhorning vars larvutveckling sker under bark på nyligen döda stående barrträd, främst gran, mer undantagsvis på tall. Främst i stående träd, särskilt gamla, långsamvuxna granar med grov bark, även i grövre grenar, stubbar eller vindfällen. Arten är starkt knuten till naturskogsliknande granskogar, och gynnas av extrema torrsomrar som försvagar träden. Arten påverkas negativt av brist på kontinuitetsskog och en minskning av populationen pågår eller förväntas ske (SLU Artdatabanken, 2025).</w:t>
       </w:r>
     </w:p>
     <w:p>
@@ -293,105 +506,6 @@
       </w:r>
     </w:p>
     <w:p>
-      <w:pPr>
-        <w:pStyle w:val="Heading2"/>
-      </w:pPr>
-      <w:r>
-        <w:t>Övriga naturvårdsarter</w:t>
-      </w:r>
-    </w:p>
-    <w:p>
-      <w:r>
-        <w:rPr>
-          <w:b/>
-        </w:rPr>
-        <w:t xml:space="preserve">Björksplintborre </w:t>
-      </w:r>
-      <w:r>
-        <w:t>är en skalbagge vars larvutveckling sker i bark på nyligen döda björkar, både stående träd och vindfällen. En prydlig rad med runda ventilationshål i barken ovanför modergången är synnerligen karaktäristiskt. Arten är knuten till lövrika blandskogar med en hög andel gamla träd, och starkt gynnad av naturliga störningar som torka, översvämningar, brand och stormfällningar. Talrika gnagspår kan tyda på biotoper med höga naturvärden, exempelvis för ovanliga hackspettar och andra, mer sällsynta vedinsekter. Larverna är omtyckt hackspettsföda (SLU Artdatabanken, 2025).</w:t>
-      </w:r>
-    </w:p>
-    <w:p>
-      <w:r>
-        <w:rPr>
-          <w:b/>
-        </w:rPr>
-        <w:t>Gräddporing (VU)</w:t>
-      </w:r>
-      <w:r>
-        <w:t xml:space="preserve"> växer nästan enbart i urskogsartad barrskog på gamla, kraftigt murkna, grova och mossbelupna tallågor i något fuktiga och skuggiga lägen. Arten är placerad högst upp i Skogsstyrelsens värdepyramid för bedömning av skog med höga naturvärden och indikerar gamla och relativt orörda tallnaturskogar med höga naturvärden där det under låg tid kontinuerligt funnits inslag av grova tallågor. För att på sikt hejda artens vikande trend behöver merparten av gräddporingens nu kända växtplatser undantas från skogsbruk. Gräddporing är typisk art för </w:t>
-      </w:r>
-      <w:r>
-        <w:rPr>
-          <w:i/>
-        </w:rPr>
-        <w:t>9010 Taiga</w:t>
-      </w:r>
-      <w:r>
-        <w:t xml:space="preserve"> (SLU Artdatabanken, 2024; Nitare &amp; Skogsstyrelsen, 2019).</w:t>
-      </w:r>
-    </w:p>
-    <w:p>
-      <w:r>
-        <w:rPr>
-          <w:b/>
-        </w:rPr>
-        <w:t>Jättesvampmal</w:t>
-      </w:r>
-      <w:r>
-        <w:t xml:space="preserve"> är en fjäril som flyger i juli i mer eller mindre orörd gammal löv- eller blandskog, särskilt sådan med björk och bok. Larven lever i fnöskticka m.fl. tickor och kläckhålen och resterna av larvgångar i äldre fruktkroppar är lätta att känna igen och inventera. Arten hotas av avverkning av gamla, svampangripna lövträd samt bortforsling av döda lövträd, vindfällen och lågor. Gamla lövträd och naturbestånd med lövskog - särskilt björk och bok - bör sparas så långt möjligt och död ved lämnas kvar i skogen (SLU Artdatabanken, 2025).</w:t>
-      </w:r>
-    </w:p>
-    <w:p>
-      <w:r>
-        <w:rPr>
-          <w:b/>
-        </w:rPr>
-        <w:t>Kilporing (VU)</w:t>
-      </w:r>
-      <w:r>
-        <w:t xml:space="preserve"> växer på barken av döda liggande grova stammar av tall och gran som är förrötade av tickor som violticka </w:t>
-      </w:r>
-      <w:r>
-        <w:rPr>
-          <w:i/>
-        </w:rPr>
-        <w:t>Trichaptum spp</w:t>
-      </w:r>
-      <w:r>
-        <w:t>. Avverkning av naturskogslika miljöer och av grova granar där svampen förekommer är ett direkt hot mot artens fortlevnad. Undanta gamla granskogar som hyser kilporing från skogsbruk och gynna arten genom att avsätta fler barrskogar till fri utveckling (SLU Artdatabanken, 2026).</w:t>
-      </w:r>
-    </w:p>
-    <w:p>
-      <w:r>
-        <w:rPr>
-          <w:b/>
-        </w:rPr>
-        <w:t xml:space="preserve">Kornig nållav </w:t>
-      </w:r>
-      <w:r>
-        <w:t xml:space="preserve">förekommer i skuggiga miljöer med hög luftfuktighet och påträffas främst i gamla skogar eller på gamla träd. Den signalerar höga naturvärden och på lokalerna finns ofta flera ovanliga och rödlistade arter. Kornig nållav är typisk art för </w:t>
-      </w:r>
-      <w:r>
-        <w:rPr>
-          <w:i/>
-        </w:rPr>
-        <w:t xml:space="preserve">9110 Näringsfattig bokskog </w:t>
-      </w:r>
-      <w:r>
-        <w:t>och</w:t>
-      </w:r>
-      <w:r>
-        <w:rPr>
-          <w:i/>
-        </w:rPr>
-        <w:t xml:space="preserve"> 9130 Näringsrik bokskog</w:t>
-      </w:r>
-      <w:r>
-        <w:t xml:space="preserve"> (SLU Artdatabanken, 2024; Nitare &amp; Skogsstyrelsen, 2019).</w:t>
-      </w:r>
-    </w:p>
-    <w:p>
       <w:r>
         <w:rPr>
           <w:b/>
@@ -434,17 +548,6 @@
         <w:rPr>
           <w:b/>
         </w:rPr>
-        <w:t>Nordlig nållav (NT)</w:t>
-      </w:r>
-      <w:r>
-        <w:t xml:space="preserve"> signalerar alltid miljöer med höga naturvärden. På lokalerna förekommer nästan alltid andra rödlistade eller ovanliga arter knutna till gamla skogar. Alla skogsskötselåtgärder på eller i omedelbar närhet av lokalerna utgör ett hot. Några av lavens rikaste förekomster bör skyddas (SLU Artdatabanken, 2024; Nitare &amp; Skogsstyrelsen, 2019).</w:t>
-      </w:r>
-    </w:p>
-    <w:p>
-      <w:r>
-        <w:rPr>
-          <w:b/>
-        </w:rPr>
         <w:t>Ormbär</w:t>
       </w:r>
       <w:r>
@@ -458,133 +561,6 @@
       </w:r>
       <w:r>
         <w:t>(SLU Artdatabanken, 2025).</w:t>
-      </w:r>
-    </w:p>
-    <w:p>
-      <w:r>
-        <w:rPr>
-          <w:b/>
-        </w:rPr>
-        <w:t>Rosenticka (NT)</w:t>
-      </w:r>
-      <w:r>
-        <w:t xml:space="preserve">, rödlistad som nära hotad, ingår i en karaktäristisk association av vedsvampar som växer på gamla, grova granlågor i urskogsartade barrskogar. Den är placerad i toppen av Skogsstyrelsens värdepyramid för bedömning av skog med höga naturvärden och indikerar ett granskogsekosystem med långvarig kontinuitet av grova lågor. Artens beroende av grova granlågor innebär att alla skogsskötselåtgärder på eller i omedelbar närhet av lokalerna utgör ett hot på lång sikt. Det är angeläget att populationerna inte ytterligare glesas ut och ett tillräckligt antal områden där arten nu finns måste sparas för framtiden. Rosenticka är typisk art för </w:t>
-      </w:r>
-      <w:r>
-        <w:rPr>
-          <w:i/>
-        </w:rPr>
-        <w:t xml:space="preserve">9010 Taiga </w:t>
-      </w:r>
-      <w:r>
-        <w:t xml:space="preserve">och </w:t>
-      </w:r>
-      <w:r>
-        <w:rPr>
-          <w:i/>
-        </w:rPr>
-        <w:t>9050 Näringsrik granskog</w:t>
-      </w:r>
-      <w:r>
-        <w:t xml:space="preserve"> (Nitare &amp; Skogsstyrelsen, 2019; SLU Artdatabanken, 2024).</w:t>
-      </w:r>
-    </w:p>
-    <w:p>
-      <w:r>
-        <w:rPr>
-          <w:b/>
-        </w:rPr>
-        <w:t xml:space="preserve">Skuggnål (VU) </w:t>
-      </w:r>
-      <w:r>
-        <w:t>växer främst vid basen av gamla grova granar i gamla boreala barrskogar med hög bonitet och mycket hög luftfuktighet. Minskningstakten har uppgått till 30 (20–50) % under de senaste 50 åren och överstiger gränsvärdet för Sårbar (VU) enligt A-kriteriet. (A2bc+4bc). Vid skogliga inventeringar är skuggnål en art som måste eftersökas och dess växtplatser ska bedömas som nyckelbiotoper (SLU Artdatabanken, 2024).</w:t>
-      </w:r>
-    </w:p>
-    <w:p>
-      <w:r>
-        <w:rPr>
-          <w:b/>
-        </w:rPr>
-        <w:t xml:space="preserve">Springkorn </w:t>
-      </w:r>
-      <w:r>
-        <w:t>är en kärlväxt som blir upp till en meter hög och kan bilda stora bestånd,</w:t>
-      </w:r>
-      <w:r>
-        <w:rPr>
-          <w:b/>
-        </w:rPr>
-        <w:t xml:space="preserve"> </w:t>
-      </w:r>
-      <w:r>
-        <w:t xml:space="preserve">ofta i skuggiga, fuktiga och mullrika skogsmiljöer. Den är uttorkningskänslig och hotas främst av dräneringsåtgärder och kalavverkning samt eventuellt även av den införda växten blekbalsamin. Arten är på många håll skyddad i naturreservat med lundartad vegetation i raviner men de främsta förekomsterna på moränlera vid sjöstränder har ett sämre skydd. Springkorn är typisk art för </w:t>
-      </w:r>
-      <w:r>
-        <w:rPr>
-          <w:i/>
-        </w:rPr>
-        <w:t xml:space="preserve">9080 Lövsumpskog, 9750 Svämlövskog </w:t>
-      </w:r>
-      <w:r>
-        <w:t>och</w:t>
-      </w:r>
-      <w:r>
-        <w:rPr>
-          <w:i/>
-        </w:rPr>
-        <w:t xml:space="preserve"> 9760 Svämädellövskog</w:t>
-      </w:r>
-      <w:r>
-        <w:t xml:space="preserve"> samt värdväxt för de sällsynta och rödlistade fjärilsarterna gulryggig fältmätare (VU), nätådrig parkmätare (VU), springkornsrotvecklare (VU) och springkornsfältmätare (NT) (SLU Artdatabanken, 2024).</w:t>
-      </w:r>
-    </w:p>
-    <w:p>
-      <w:r>
-        <w:rPr>
-          <w:b/>
-        </w:rPr>
-        <w:t>Svart trolldruva</w:t>
-      </w:r>
-      <w:r>
-        <w:t xml:space="preserve"> är en kalkgynnad växt som förekommer på näringsrik frisk mulljord i såväl bördiga kalkbarrskogar som sydliga kalklövskogar och lundar. Arten är en bra signalart för skyddsvärda biotoper i såväl löv- som barrskogar och tål inte slutavverkning och markberedning. Trolldruva är värdväxt för ett antal sällsynta fjärilsarter som ställer höga krav på sina livsmiljöer, däribland trolldruvemätare (EN), skuggmalmätare (VU) och trolldruvelobmätare (VU). Svart trolldruva är typisk art för </w:t>
-      </w:r>
-      <w:r>
-        <w:rPr>
-          <w:i/>
-        </w:rPr>
-        <w:t>9050 Näringsrik granskog,</w:t>
-      </w:r>
-      <w:r>
-        <w:t xml:space="preserve"> </w:t>
-      </w:r>
-      <w:r>
-        <w:rPr>
-          <w:i/>
-        </w:rPr>
-        <w:t xml:space="preserve">9020 Nordlig ädellövskog, 9160 Näringsrik ekskog, 9180 Ädellövskog i branter </w:t>
-      </w:r>
-      <w:r>
-        <w:t>och</w:t>
-      </w:r>
-      <w:r>
-        <w:rPr>
-          <w:i/>
-        </w:rPr>
-        <w:t xml:space="preserve"> 1610 Åsöar i Östersjön</w:t>
-      </w:r>
-      <w:r>
-        <w:t xml:space="preserve"> (SLU Artdatabanken, 2024; Nitare &amp; Skogsstyrelsen, 2019).</w:t>
-      </w:r>
-    </w:p>
-    <w:p>
-      <w:r>
-        <w:rPr>
-          <w:b/>
-        </w:rPr>
-        <w:t xml:space="preserve">Vågbandad barkbock </w:t>
-      </w:r>
-      <w:r>
-        <w:t>är en långhorning vars larvutveckling sker under bark på nyligen döda stående barrträd, främst gran, mer undantagsvis på tall. Främst i stående träd, särskilt gamla, långsamvuxna granar med grov bark, även i grövre grenar, stubbar eller vindfällen. Arten är starkt knuten till naturskogsliknande granskogar, och gynnas av extrema torrsomrar som försvagar träden. Arten påverkas negativt av brist på kontinuitetsskog och en minskning av populationen pågår eller förväntas ske (SLU Artdatabanken, 2025).</w:t>
       </w:r>
     </w:p>
     <w:p>
@@ -992,7 +968,7 @@
     <w:r>
       <w:tab/>
       <w:tab/>
-      <w:t>2026-06-20</w:t>
+      <w:t>2026-06-21</w:t>
       <w:br/>
       <w:br/>
     </w:r>

--- a/klagomål/A 35502-2024 FSC-klagomål.docx
+++ b/klagomål/A 35502-2024 FSC-klagomål.docx
@@ -968,7 +968,7 @@
     <w:r>
       <w:tab/>
       <w:tab/>
-      <w:t>2026-06-21</w:t>
+      <w:t>2026-06-22</w:t>
       <w:br/>
       <w:br/>
     </w:r>

--- a/klagomål/A 35502-2024 FSC-klagomål.docx
+++ b/klagomål/A 35502-2024 FSC-klagomål.docx
@@ -968,7 +968,7 @@
     <w:r>
       <w:tab/>
       <w:tab/>
-      <w:t>2026-06-22</w:t>
+      <w:t>2026-06-23</w:t>
       <w:br/>
       <w:br/>
     </w:r>

--- a/klagomål/A 35502-2024 FSC-klagomål.docx
+++ b/klagomål/A 35502-2024 FSC-klagomål.docx
@@ -968,7 +968,7 @@
     <w:r>
       <w:tab/>
       <w:tab/>
-      <w:t>2026-06-23</w:t>
+      <w:t>2026-06-24</w:t>
       <w:br/>
       <w:br/>
     </w:r>

--- a/klagomål/A 35502-2024 FSC-klagomål.docx
+++ b/klagomål/A 35502-2024 FSC-klagomål.docx
@@ -968,7 +968,7 @@
     <w:r>
       <w:tab/>
       <w:tab/>
-      <w:t>2026-06-24</w:t>
+      <w:t>2026-06-25</w:t>
       <w:br/>
       <w:br/>
     </w:r>

--- a/klagomål/A 35502-2024 FSC-klagomål.docx
+++ b/klagomål/A 35502-2024 FSC-klagomål.docx
@@ -968,7 +968,7 @@
     <w:r>
       <w:tab/>
       <w:tab/>
-      <w:t>2026-06-25</w:t>
+      <w:t>2026-06-26</w:t>
       <w:br/>
       <w:br/>
     </w:r>

--- a/klagomål/A 35502-2024 FSC-klagomål.docx
+++ b/klagomål/A 35502-2024 FSC-klagomål.docx
@@ -968,7 +968,7 @@
     <w:r>
       <w:tab/>
       <w:tab/>
-      <w:t>2026-06-26</w:t>
+      <w:t>2026-06-27</w:t>
       <w:br/>
       <w:br/>
     </w:r>

--- a/klagomål/A 35502-2024 FSC-klagomål.docx
+++ b/klagomål/A 35502-2024 FSC-klagomål.docx
@@ -968,7 +968,7 @@
     <w:r>
       <w:tab/>
       <w:tab/>
-      <w:t>2026-06-27</w:t>
+      <w:t>2026-06-28</w:t>
       <w:br/>
       <w:br/>
     </w:r>

--- a/klagomål/A 35502-2024 FSC-klagomål.docx
+++ b/klagomål/A 35502-2024 FSC-klagomål.docx
@@ -968,7 +968,7 @@
     <w:r>
       <w:tab/>
       <w:tab/>
-      <w:t>2026-06-28</w:t>
+      <w:t>2026-06-29</w:t>
       <w:br/>
       <w:br/>
     </w:r>

--- a/klagomål/A 35502-2024 FSC-klagomål.docx
+++ b/klagomål/A 35502-2024 FSC-klagomål.docx
@@ -968,7 +968,7 @@
     <w:r>
       <w:tab/>
       <w:tab/>
-      <w:t>2026-06-29</w:t>
+      <w:t>2026-06-30</w:t>
       <w:br/>
       <w:br/>
     </w:r>

--- a/klagomål/A 35502-2024 FSC-klagomål.docx
+++ b/klagomål/A 35502-2024 FSC-klagomål.docx
@@ -968,7 +968,7 @@
     <w:r>
       <w:tab/>
       <w:tab/>
-      <w:t>2026-06-30</w:t>
+      <w:t>2026-07-01</w:t>
       <w:br/>
       <w:br/>
     </w:r>

--- a/klagomål/A 35502-2024 FSC-klagomål.docx
+++ b/klagomål/A 35502-2024 FSC-klagomål.docx
@@ -968,7 +968,7 @@
     <w:r>
       <w:tab/>
       <w:tab/>
-      <w:t>2026-07-13</w:t>
+      <w:t>2026-07-14</w:t>
       <w:br/>
       <w:br/>
     </w:r>

--- a/klagomål/A 35502-2024 FSC-klagomål.docx
+++ b/klagomål/A 35502-2024 FSC-klagomål.docx
@@ -968,7 +968,7 @@
     <w:r>
       <w:tab/>
       <w:tab/>
-      <w:t>2026-07-14</w:t>
+      <w:t>2026-07-15</w:t>
       <w:br/>
       <w:br/>
     </w:r>

--- a/klagomål/A 35502-2024 FSC-klagomål.docx
+++ b/klagomål/A 35502-2024 FSC-klagomål.docx
@@ -968,7 +968,7 @@
     <w:r>
       <w:tab/>
       <w:tab/>
-      <w:t>2026-07-15</w:t>
+      <w:t>2026-07-16</w:t>
       <w:br/>
       <w:br/>
     </w:r>

--- a/klagomål/A 35502-2024 FSC-klagomål.docx
+++ b/klagomål/A 35502-2024 FSC-klagomål.docx
@@ -968,7 +968,7 @@
     <w:r>
       <w:tab/>
       <w:tab/>
-      <w:t>2026-07-16</w:t>
+      <w:t>2026-07-17</w:t>
       <w:br/>
       <w:br/>
     </w:r>

--- a/klagomål/A 35502-2024 FSC-klagomål.docx
+++ b/klagomål/A 35502-2024 FSC-klagomål.docx
@@ -968,7 +968,7 @@
     <w:r>
       <w:tab/>
       <w:tab/>
-      <w:t>2026-07-17</w:t>
+      <w:t>2026-07-18</w:t>
       <w:br/>
       <w:br/>
     </w:r>

--- a/klagomål/A 35502-2024 FSC-klagomål.docx
+++ b/klagomål/A 35502-2024 FSC-klagomål.docx
@@ -968,7 +968,7 @@
     <w:r>
       <w:tab/>
       <w:tab/>
-      <w:t>2026-07-18</w:t>
+      <w:t>2026-07-19</w:t>
       <w:br/>
       <w:br/>
     </w:r>

--- a/klagomål/A 35502-2024 FSC-klagomål.docx
+++ b/klagomål/A 35502-2024 FSC-klagomål.docx
@@ -968,7 +968,7 @@
     <w:r>
       <w:tab/>
       <w:tab/>
-      <w:t>2026-07-19</w:t>
+      <w:t>2026-07-20</w:t>
       <w:br/>
       <w:br/>
     </w:r>

--- a/klagomål/A 35502-2024 FSC-klagomål.docx
+++ b/klagomål/A 35502-2024 FSC-klagomål.docx
@@ -968,7 +968,7 @@
     <w:r>
       <w:tab/>
       <w:tab/>
-      <w:t>2026-07-20</w:t>
+      <w:t>2026-07-21</w:t>
       <w:br/>
       <w:br/>
     </w:r>

--- a/klagomål/A 35502-2024 FSC-klagomål.docx
+++ b/klagomål/A 35502-2024 FSC-klagomål.docx
@@ -968,7 +968,7 @@
     <w:r>
       <w:tab/>
       <w:tab/>
-      <w:t>2026-07-21</w:t>
+      <w:t>2026-07-22</w:t>
       <w:br/>
       <w:br/>
     </w:r>

--- a/klagomål/A 35502-2024 FSC-klagomål.docx
+++ b/klagomål/A 35502-2024 FSC-klagomål.docx
@@ -968,7 +968,7 @@
     <w:r>
       <w:tab/>
       <w:tab/>
-      <w:t>2026-07-22</w:t>
+      <w:t>2026-07-23</w:t>
       <w:br/>
       <w:br/>
     </w:r>

--- a/klagomål/A 35502-2024 FSC-klagomål.docx
+++ b/klagomål/A 35502-2024 FSC-klagomål.docx
@@ -968,7 +968,7 @@
     <w:r>
       <w:tab/>
       <w:tab/>
-      <w:t>2026-07-23</w:t>
+      <w:t>2026-07-24</w:t>
       <w:br/>
       <w:br/>
     </w:r>

--- a/klagomål/A 35502-2024 FSC-klagomål.docx
+++ b/klagomål/A 35502-2024 FSC-klagomål.docx
@@ -968,7 +968,7 @@
     <w:r>
       <w:tab/>
       <w:tab/>
-      <w:t>2026-07-24</w:t>
+      <w:t>2026-07-25</w:t>
       <w:br/>
       <w:br/>
     </w:r>

--- a/klagomål/A 35502-2024 FSC-klagomål.docx
+++ b/klagomål/A 35502-2024 FSC-klagomål.docx
@@ -968,7 +968,7 @@
     <w:r>
       <w:tab/>
       <w:tab/>
-      <w:t>2026-07-25</w:t>
+      <w:t>2026-07-26</w:t>
       <w:br/>
       <w:br/>
     </w:r>

--- a/klagomål/A 35502-2024 FSC-klagomål.docx
+++ b/klagomål/A 35502-2024 FSC-klagomål.docx
@@ -968,7 +968,7 @@
     <w:r>
       <w:tab/>
       <w:tab/>
-      <w:t>2026-07-26</w:t>
+      <w:t>2026-07-27</w:t>
       <w:br/>
       <w:br/>
     </w:r>

--- a/klagomål/A 35502-2024 FSC-klagomål.docx
+++ b/klagomål/A 35502-2024 FSC-klagomål.docx
@@ -968,7 +968,7 @@
     <w:r>
       <w:tab/>
       <w:tab/>
-      <w:t>2026-07-27</w:t>
+      <w:t>2026-07-28</w:t>
       <w:br/>
       <w:br/>
     </w:r>

--- a/klagomål/A 35502-2024 FSC-klagomål.docx
+++ b/klagomål/A 35502-2024 FSC-klagomål.docx
@@ -968,7 +968,7 @@
     <w:r>
       <w:tab/>
       <w:tab/>
-      <w:t>2026-07-28</w:t>
+      <w:t>2026-07-29</w:t>
       <w:br/>
       <w:br/>
     </w:r>

--- a/klagomål/A 35502-2024 FSC-klagomål.docx
+++ b/klagomål/A 35502-2024 FSC-klagomål.docx
@@ -968,7 +968,7 @@
     <w:r>
       <w:tab/>
       <w:tab/>
-      <w:t>2026-07-29</w:t>
+      <w:t>2026-07-30</w:t>
       <w:br/>
       <w:br/>
     </w:r>

--- a/klagomål/A 35502-2024 FSC-klagomål.docx
+++ b/klagomål/A 35502-2024 FSC-klagomål.docx
@@ -968,7 +968,7 @@
     <w:r>
       <w:tab/>
       <w:tab/>
-      <w:t>2026-07-30</w:t>
+      <w:t>2026-07-31</w:t>
       <w:br/>
       <w:br/>
     </w:r>

--- a/klagomål/A 35502-2024 FSC-klagomål.docx
+++ b/klagomål/A 35502-2024 FSC-klagomål.docx
@@ -968,7 +968,7 @@
     <w:r>
       <w:tab/>
       <w:tab/>
-      <w:t>2026-07-31</w:t>
+      <w:t>2026-08-01</w:t>
       <w:br/>
       <w:br/>
     </w:r>

--- a/klagomål/A 35502-2024 FSC-klagomål.docx
+++ b/klagomål/A 35502-2024 FSC-klagomål.docx
@@ -968,7 +968,7 @@
     <w:r>
       <w:tab/>
       <w:tab/>
-      <w:t>2026-08-01</w:t>
+      <w:t>2026-08-02</w:t>
       <w:br/>
       <w:br/>
     </w:r>

--- a/klagomål/A 35502-2024 FSC-klagomål.docx
+++ b/klagomål/A 35502-2024 FSC-klagomål.docx
@@ -968,7 +968,7 @@
     <w:r>
       <w:tab/>
       <w:tab/>
-      <w:t>2026-08-02</w:t>
+      <w:t>2026-08-03</w:t>
       <w:br/>
       <w:br/>
     </w:r>

--- a/klagomål/A 35502-2024 FSC-klagomål.docx
+++ b/klagomål/A 35502-2024 FSC-klagomål.docx
@@ -968,7 +968,7 @@
     <w:r>
       <w:tab/>
       <w:tab/>
-      <w:t>2026-08-03</w:t>
+      <w:t>2026-08-05</w:t>
       <w:br/>
       <w:br/>
     </w:r>

--- a/klagomål/A 35502-2024 FSC-klagomål.docx
+++ b/klagomål/A 35502-2024 FSC-klagomål.docx
@@ -968,7 +968,7 @@
     <w:r>
       <w:tab/>
       <w:tab/>
-      <w:t>2026-08-05</w:t>
+      <w:t>2026-08-07</w:t>
       <w:br/>
       <w:br/>
     </w:r>

--- a/klagomål/A 35502-2024 FSC-klagomål.docx
+++ b/klagomål/A 35502-2024 FSC-klagomål.docx
@@ -968,7 +968,7 @@
     <w:r>
       <w:tab/>
       <w:tab/>
-      <w:t>2026-08-07</w:t>
+      <w:t>2026-08-08</w:t>
       <w:br/>
       <w:br/>
     </w:r>

--- a/klagomål/A 35502-2024 FSC-klagomål.docx
+++ b/klagomål/A 35502-2024 FSC-klagomål.docx
@@ -216,7 +216,7 @@
         <w:spacing w:after="240"/>
       </w:pPr>
       <w:r>
-        <w:t>Figur 1. Fyndplatser för naturvårdsarter i och inom 25 meter från avverkningsanmälan. Markörer utan svart kant är placerade på fyndplatsen. Markörer med svart kant är placerade vid sidan av fyndplatsen har ett svart streck som visar fyndplatsens exakta position. Kartans mittpunktskoordinat är N 7027801, E 599565 i SWEREF 99 TM.</w:t>
+        <w:t>Figur 1. Fyndplatser för naturvårdsarter i och inom 25 meter från avverkningsanmälan. Markörer utan svart kant är placerade på fyndplatsen. Markörer med svart kant är placerade vid sidan av fyndplatsen och har ett svart streck som visar fyndplatsens exakta position. Kartans mittpunktskoordinat är N 7027801, E 599565 i SWEREF 99 TM.</w:t>
       </w:r>
     </w:p>
     <w:p>
@@ -968,7 +968,7 @@
     <w:r>
       <w:tab/>
       <w:tab/>
-      <w:t>2026-08-14</w:t>
+      <w:t>2026-08-15</w:t>
       <w:br/>
       <w:br/>
     </w:r>

--- a/klagomål/A 35502-2024 FSC-klagomål.docx
+++ b/klagomål/A 35502-2024 FSC-klagomål.docx
@@ -968,7 +968,7 @@
     <w:r>
       <w:tab/>
       <w:tab/>
-      <w:t>2026-08-15</w:t>
+      <w:t>2026-08-16</w:t>
       <w:br/>
       <w:br/>
     </w:r>

--- a/klagomål/A 35502-2024 FSC-klagomål.docx
+++ b/klagomål/A 35502-2024 FSC-klagomål.docx
@@ -968,7 +968,7 @@
     <w:r>
       <w:tab/>
       <w:tab/>
-      <w:t>2026-08-16</w:t>
+      <w:t>2026-08-17</w:t>
       <w:br/>
       <w:br/>
     </w:r>

--- a/klagomål/A 35502-2024 FSC-klagomål.docx
+++ b/klagomål/A 35502-2024 FSC-klagomål.docx
@@ -968,7 +968,7 @@
     <w:r>
       <w:tab/>
       <w:tab/>
-      <w:t>2026-08-17</w:t>
+      <w:t>2026-08-18</w:t>
       <w:br/>
       <w:br/>
     </w:r>

--- a/klagomål/A 35502-2024 FSC-klagomål.docx
+++ b/klagomål/A 35502-2024 FSC-klagomål.docx
@@ -968,7 +968,7 @@
     <w:r>
       <w:tab/>
       <w:tab/>
-      <w:t>2026-08-18</w:t>
+      <w:t>2026-08-19</w:t>
       <w:br/>
       <w:br/>
     </w:r>

--- a/klagomål/A 35502-2024 FSC-klagomål.docx
+++ b/klagomål/A 35502-2024 FSC-klagomål.docx
@@ -968,7 +968,7 @@
     <w:r>
       <w:tab/>
       <w:tab/>
-      <w:t>2026-08-19</w:t>
+      <w:t>2026-08-20</w:t>
       <w:br/>
       <w:br/>
     </w:r>

--- a/klagomål/A 35502-2024 FSC-klagomål.docx
+++ b/klagomål/A 35502-2024 FSC-klagomål.docx
@@ -968,7 +968,7 @@
     <w:r>
       <w:tab/>
       <w:tab/>
-      <w:t>2026-08-20</w:t>
+      <w:t>2026-08-21</w:t>
       <w:br/>
       <w:br/>
     </w:r>

--- a/klagomål/A 35502-2024 FSC-klagomål.docx
+++ b/klagomål/A 35502-2024 FSC-klagomål.docx
@@ -968,7 +968,7 @@
     <w:r>
       <w:tab/>
       <w:tab/>
-      <w:t>2026-08-21</w:t>
+      <w:t>2026-08-22</w:t>
       <w:br/>
       <w:br/>
     </w:r>

--- a/klagomål/A 35502-2024 FSC-klagomål.docx
+++ b/klagomål/A 35502-2024 FSC-klagomål.docx
@@ -968,7 +968,7 @@
     <w:r>
       <w:tab/>
       <w:tab/>
-      <w:t>2026-08-22</w:t>
+      <w:t>2026-08-23</w:t>
       <w:br/>
       <w:br/>
     </w:r>

--- a/klagomål/A 35502-2024 FSC-klagomål.docx
+++ b/klagomål/A 35502-2024 FSC-klagomål.docx
@@ -968,7 +968,7 @@
     <w:r>
       <w:tab/>
       <w:tab/>
-      <w:t>2026-08-23</w:t>
+      <w:t>2026-08-24</w:t>
       <w:br/>
       <w:br/>
     </w:r>

--- a/klagomål/A 35502-2024 FSC-klagomål.docx
+++ b/klagomål/A 35502-2024 FSC-klagomål.docx
@@ -968,7 +968,7 @@
     <w:r>
       <w:tab/>
       <w:tab/>
-      <w:t>2026-08-24</w:t>
+      <w:t>2026-08-25</w:t>
       <w:br/>
       <w:br/>
     </w:r>

--- a/klagomål/A 35502-2024 FSC-klagomål.docx
+++ b/klagomål/A 35502-2024 FSC-klagomål.docx
@@ -968,7 +968,7 @@
     <w:r>
       <w:tab/>
       <w:tab/>
-      <w:t>2026-08-25</w:t>
+      <w:t>2026-08-26</w:t>
       <w:br/>
       <w:br/>
     </w:r>

--- a/klagomål/A 35502-2024 FSC-klagomål.docx
+++ b/klagomål/A 35502-2024 FSC-klagomål.docx
@@ -968,7 +968,7 @@
     <w:r>
       <w:tab/>
       <w:tab/>
-      <w:t>2026-08-26</w:t>
+      <w:t>2026-08-27</w:t>
       <w:br/>
       <w:br/>
     </w:r>

--- a/klagomål/A 35502-2024 FSC-klagomål.docx
+++ b/klagomål/A 35502-2024 FSC-klagomål.docx
@@ -968,7 +968,7 @@
     <w:r>
       <w:tab/>
       <w:tab/>
-      <w:t>2026-08-27</w:t>
+      <w:t>2026-08-28</w:t>
       <w:br/>
       <w:br/>
     </w:r>

--- a/klagomål/A 35502-2024 FSC-klagomål.docx
+++ b/klagomål/A 35502-2024 FSC-klagomål.docx
@@ -968,7 +968,7 @@
     <w:r>
       <w:tab/>
       <w:tab/>
-      <w:t>2026-08-28</w:t>
+      <w:t>2026-08-29</w:t>
       <w:br/>
       <w:br/>
     </w:r>

--- a/klagomål/A 35502-2024 FSC-klagomål.docx
+++ b/klagomål/A 35502-2024 FSC-klagomål.docx
@@ -968,7 +968,7 @@
     <w:r>
       <w:tab/>
       <w:tab/>
-      <w:t>2026-08-29</w:t>
+      <w:t>2026-08-31</w:t>
       <w:br/>
       <w:br/>
     </w:r>

--- a/klagomål/A 35502-2024 FSC-klagomål.docx
+++ b/klagomål/A 35502-2024 FSC-klagomål.docx
@@ -968,7 +968,7 @@
     <w:r>
       <w:tab/>
       <w:tab/>
-      <w:t>2026-08-31</w:t>
+      <w:t>2026-09-01</w:t>
       <w:br/>
       <w:br/>
     </w:r>

--- a/klagomål/A 35502-2024 FSC-klagomål.docx
+++ b/klagomål/A 35502-2024 FSC-klagomål.docx
@@ -968,7 +968,7 @@
     <w:r>
       <w:tab/>
       <w:tab/>
-      <w:t>2026-09-01</w:t>
+      <w:t>2026-09-02</w:t>
       <w:br/>
       <w:br/>
     </w:r>

--- a/klagomål/A 35502-2024 FSC-klagomål.docx
+++ b/klagomål/A 35502-2024 FSC-klagomål.docx
@@ -968,7 +968,7 @@
     <w:r>
       <w:tab/>
       <w:tab/>
-      <w:t>2026-09-02</w:t>
+      <w:t>2026-09-03</w:t>
       <w:br/>
       <w:br/>
     </w:r>

--- a/klagomål/A 35502-2024 FSC-klagomål.docx
+++ b/klagomål/A 35502-2024 FSC-klagomål.docx
@@ -968,7 +968,7 @@
     <w:r>
       <w:tab/>
       <w:tab/>
-      <w:t>2026-09-03</w:t>
+      <w:t>2026-09-04</w:t>
       <w:br/>
       <w:br/>
     </w:r>

--- a/klagomål/A 35502-2024 FSC-klagomål.docx
+++ b/klagomål/A 35502-2024 FSC-klagomål.docx
@@ -968,7 +968,7 @@
     <w:r>
       <w:tab/>
       <w:tab/>
-      <w:t>2026-09-04</w:t>
+      <w:t>2026-09-05</w:t>
       <w:br/>
       <w:br/>
     </w:r>

--- a/klagomål/A 35502-2024 FSC-klagomål.docx
+++ b/klagomål/A 35502-2024 FSC-klagomål.docx
@@ -968,7 +968,7 @@
     <w:r>
       <w:tab/>
       <w:tab/>
-      <w:t>2026-09-05</w:t>
+      <w:t>2026-09-06</w:t>
       <w:br/>
       <w:br/>
     </w:r>

--- a/klagomål/A 35502-2024 FSC-klagomål.docx
+++ b/klagomål/A 35502-2024 FSC-klagomål.docx
@@ -968,7 +968,7 @@
     <w:r>
       <w:tab/>
       <w:tab/>
-      <w:t>2026-09-06</w:t>
+      <w:t>2026-09-07</w:t>
       <w:br/>
       <w:br/>
     </w:r>

--- a/klagomål/A 35502-2024 FSC-klagomål.docx
+++ b/klagomål/A 35502-2024 FSC-klagomål.docx
@@ -968,7 +968,7 @@
     <w:r>
       <w:tab/>
       <w:tab/>
-      <w:t>2026-09-07</w:t>
+      <w:t>2026-09-08</w:t>
       <w:br/>
       <w:br/>
     </w:r>

--- a/klagomål/A 35502-2024 FSC-klagomål.docx
+++ b/klagomål/A 35502-2024 FSC-klagomål.docx
@@ -968,7 +968,7 @@
     <w:r>
       <w:tab/>
       <w:tab/>
-      <w:t>2026-09-08</w:t>
+      <w:t>2026-09-09</w:t>
       <w:br/>
       <w:br/>
     </w:r>

--- a/klagomål/A 35502-2024 FSC-klagomål.docx
+++ b/klagomål/A 35502-2024 FSC-klagomål.docx
@@ -968,7 +968,7 @@
     <w:r>
       <w:tab/>
       <w:tab/>
-      <w:t>2026-09-09</w:t>
+      <w:t>2026-09-10</w:t>
       <w:br/>
       <w:br/>
     </w:r>

--- a/klagomål/A 35502-2024 FSC-klagomål.docx
+++ b/klagomål/A 35502-2024 FSC-klagomål.docx
@@ -968,7 +968,7 @@
     <w:r>
       <w:tab/>
       <w:tab/>
-      <w:t>2026-09-10</w:t>
+      <w:t>2026-09-11</w:t>
       <w:br/>
       <w:br/>
     </w:r>

--- a/klagomål/A 35502-2024 FSC-klagomål.docx
+++ b/klagomål/A 35502-2024 FSC-klagomål.docx
@@ -968,7 +968,7 @@
     <w:r>
       <w:tab/>
       <w:tab/>
-      <w:t>2026-09-11</w:t>
+      <w:t>2026-09-12</w:t>
       <w:br/>
       <w:br/>
     </w:r>
